--- a/sablony/stetce - dlouhy text.docx
+++ b/sablony/stetce - dlouhy text.docx
@@ -4,7 +4,7 @@
   <w:body>
     <w:p>
       <w:pPr>
-        <w:pStyle w:val="Text"/>
+        <w:pStyle w:val="Text A"/>
       </w:pPr>
       <w:r>
         <w:rPr>
@@ -16,18 +16,21 @@
       <w:r>
         <w:rPr>
           <w:rtl w:val="0"/>
+          <w:lang w:val="en-US"/>
         </w:rPr>
         <w:t>Á</w:t>
       </w:r>
       <w:r>
         <w:rPr>
           <w:rtl w:val="0"/>
+          <w:lang w:val="en-US"/>
         </w:rPr>
         <w:t>LN</w:t>
       </w:r>
       <w:r>
         <w:rPr>
           <w:rtl w:val="0"/>
+          <w:lang w:val="en-US"/>
         </w:rPr>
         <w:t>Í Š</w:t>
       </w:r>
@@ -41,7 +44,7 @@
     </w:p>
     <w:p>
       <w:pPr>
-        <w:pStyle w:val="Text"/>
+        <w:pStyle w:val="Text A"/>
       </w:pPr>
       <w:r>
         <w:rPr>
@@ -53,7 +56,7 @@
     </w:p>
     <w:p>
       <w:pPr>
-        <w:pStyle w:val="Text"/>
+        <w:pStyle w:val="Text A"/>
       </w:pPr>
       <w:r>
         <w:rPr>
@@ -65,19 +68,22 @@
     </w:p>
     <w:p>
       <w:pPr>
-        <w:pStyle w:val="Text"/>
-      </w:pPr>
-      <w:r>
-        <w:rPr>
-          <w:rtl w:val="0"/>
+        <w:pStyle w:val="Text A"/>
+        <w:rPr>
           <w:lang w:val="nl-NL"/>
         </w:rPr>
+      </w:pPr>
+      <w:r>
+        <w:rPr>
+          <w:rtl w:val="0"/>
+          <w:lang w:val="nl-NL"/>
+        </w:rPr>
         <w:t xml:space="preserve">  font-family: 'Inter', 'Helvetica Neue', sans-serif;</w:t>
       </w:r>
     </w:p>
     <w:p>
       <w:pPr>
-        <w:pStyle w:val="Text"/>
+        <w:pStyle w:val="Text A"/>
       </w:pPr>
       <w:r>
         <w:rPr>
@@ -89,18 +95,19 @@
     </w:p>
     <w:p>
       <w:pPr>
-        <w:pStyle w:val="Text"/>
-      </w:pPr>
-      <w:r>
-        <w:rPr>
-          <w:rtl w:val="0"/>
+        <w:pStyle w:val="Text A"/>
+      </w:pPr>
+      <w:r>
+        <w:rPr>
+          <w:rtl w:val="0"/>
+          <w:lang w:val="en-US"/>
         </w:rPr>
         <w:t xml:space="preserve">  color: #333;</w:t>
       </w:r>
     </w:p>
     <w:p>
       <w:pPr>
-        <w:pStyle w:val="Text"/>
+        <w:pStyle w:val="Text A"/>
       </w:pPr>
       <w:r>
         <w:rPr>
@@ -112,18 +119,19 @@
     </w:p>
     <w:p>
       <w:pPr>
-        <w:pStyle w:val="Text"/>
-      </w:pPr>
-      <w:r>
-        <w:rPr>
-          <w:rtl w:val="0"/>
+        <w:pStyle w:val="Text A"/>
+      </w:pPr>
+      <w:r>
+        <w:rPr>
+          <w:rtl w:val="0"/>
+          <w:lang w:val="en-US"/>
         </w:rPr>
         <w:t xml:space="preserve">  margin: 0;</w:t>
       </w:r>
     </w:p>
     <w:p>
       <w:pPr>
-        <w:pStyle w:val="Text"/>
+        <w:pStyle w:val="Text A"/>
       </w:pPr>
       <w:r>
         <w:rPr>
@@ -135,45 +143,48 @@
     </w:p>
     <w:p>
       <w:pPr>
-        <w:pStyle w:val="Text"/>
-      </w:pPr>
-      <w:r>
-        <w:rPr>
-          <w:rtl w:val="0"/>
+        <w:pStyle w:val="Text A"/>
+      </w:pPr>
+      <w:r>
+        <w:rPr>
+          <w:rtl w:val="0"/>
+          <w:lang w:val="en-US"/>
         </w:rPr>
         <w:t>}</w:t>
       </w:r>
     </w:p>
     <w:p>
       <w:pPr>
-        <w:pStyle w:val="Text"/>
-      </w:pPr>
-    </w:p>
-    <w:p>
-      <w:pPr>
-        <w:pStyle w:val="Text"/>
-      </w:pPr>
-      <w:r>
-        <w:rPr>
-          <w:rtl w:val="0"/>
+        <w:pStyle w:val="Text A"/>
+      </w:pPr>
+    </w:p>
+    <w:p>
+      <w:pPr>
+        <w:pStyle w:val="Text A"/>
+      </w:pPr>
+      <w:r>
+        <w:rPr>
+          <w:rtl w:val="0"/>
+          <w:lang w:val="en-US"/>
         </w:rPr>
         <w:t>h1, h2, h3 {</w:t>
       </w:r>
     </w:p>
     <w:p>
       <w:pPr>
-        <w:pStyle w:val="Text"/>
-      </w:pPr>
-      <w:r>
-        <w:rPr>
-          <w:rtl w:val="0"/>
+        <w:pStyle w:val="Text A"/>
+      </w:pPr>
+      <w:r>
+        <w:rPr>
+          <w:rtl w:val="0"/>
+          <w:lang w:val="en-US"/>
         </w:rPr>
         <w:t xml:space="preserve">  color: #004466;</w:t>
       </w:r>
     </w:p>
     <w:p>
       <w:pPr>
-        <w:pStyle w:val="Text"/>
+        <w:pStyle w:val="Text A"/>
       </w:pPr>
       <w:r>
         <w:rPr>
@@ -185,130 +196,146 @@
     </w:p>
     <w:p>
       <w:pPr>
-        <w:pStyle w:val="Text"/>
-      </w:pPr>
-      <w:r>
-        <w:rPr>
-          <w:rtl w:val="0"/>
+        <w:pStyle w:val="Text A"/>
+      </w:pPr>
+      <w:r>
+        <w:rPr>
+          <w:rtl w:val="0"/>
+          <w:lang w:val="en-US"/>
         </w:rPr>
         <w:t xml:space="preserve">  margin-top: 0;</w:t>
       </w:r>
     </w:p>
     <w:p>
       <w:pPr>
-        <w:pStyle w:val="Text"/>
-      </w:pPr>
-      <w:r>
-        <w:rPr>
-          <w:rtl w:val="0"/>
+        <w:pStyle w:val="Text A"/>
+        <w:rPr>
           <w:lang w:val="it-IT"/>
         </w:rPr>
+      </w:pPr>
+      <w:r>
+        <w:rPr>
+          <w:rtl w:val="0"/>
+          <w:lang w:val="it-IT"/>
+        </w:rPr>
         <w:t xml:space="preserve">  margin-bottom: 12px;</w:t>
       </w:r>
     </w:p>
     <w:p>
       <w:pPr>
-        <w:pStyle w:val="Text"/>
-      </w:pPr>
-      <w:r>
-        <w:rPr>
-          <w:rtl w:val="0"/>
+        <w:pStyle w:val="Text A"/>
+      </w:pPr>
+      <w:r>
+        <w:rPr>
+          <w:rtl w:val="0"/>
+          <w:lang w:val="en-US"/>
         </w:rPr>
         <w:t>}</w:t>
       </w:r>
     </w:p>
     <w:p>
       <w:pPr>
-        <w:pStyle w:val="Text"/>
-      </w:pPr>
-    </w:p>
-    <w:p>
-      <w:pPr>
-        <w:pStyle w:val="Text"/>
-      </w:pPr>
-      <w:r>
-        <w:rPr>
-          <w:rtl w:val="0"/>
+        <w:pStyle w:val="Text A"/>
+      </w:pPr>
+    </w:p>
+    <w:p>
+      <w:pPr>
+        <w:pStyle w:val="Text A"/>
+        <w:rPr>
           <w:lang w:val="ru-RU"/>
         </w:rPr>
+      </w:pPr>
+      <w:r>
+        <w:rPr>
+          <w:rtl w:val="0"/>
+          <w:lang w:val="ru-RU"/>
+        </w:rPr>
         <w:t>h1 {</w:t>
       </w:r>
     </w:p>
     <w:p>
       <w:pPr>
-        <w:pStyle w:val="Text"/>
-      </w:pPr>
-      <w:r>
-        <w:rPr>
-          <w:rtl w:val="0"/>
+        <w:pStyle w:val="Text A"/>
+      </w:pPr>
+      <w:r>
+        <w:rPr>
+          <w:rtl w:val="0"/>
+          <w:lang w:val="en-US"/>
         </w:rPr>
         <w:t xml:space="preserve">  font-size: 36px;</w:t>
       </w:r>
     </w:p>
     <w:p>
       <w:pPr>
-        <w:pStyle w:val="Text"/>
-      </w:pPr>
-      <w:r>
-        <w:rPr>
-          <w:rtl w:val="0"/>
+        <w:pStyle w:val="Text A"/>
+      </w:pPr>
+      <w:r>
+        <w:rPr>
+          <w:rtl w:val="0"/>
+          <w:lang w:val="en-US"/>
         </w:rPr>
         <w:t xml:space="preserve">  text-align: center;</w:t>
       </w:r>
     </w:p>
     <w:p>
       <w:pPr>
-        <w:pStyle w:val="Text"/>
-      </w:pPr>
-      <w:r>
-        <w:rPr>
-          <w:rtl w:val="0"/>
+        <w:pStyle w:val="Text A"/>
+      </w:pPr>
+      <w:r>
+        <w:rPr>
+          <w:rtl w:val="0"/>
+          <w:lang w:val="en-US"/>
         </w:rPr>
         <w:t xml:space="preserve">  margin-top: 40px;</w:t>
       </w:r>
     </w:p>
     <w:p>
       <w:pPr>
-        <w:pStyle w:val="Text"/>
-      </w:pPr>
-      <w:r>
-        <w:rPr>
-          <w:rtl w:val="0"/>
+        <w:pStyle w:val="Text A"/>
+        <w:rPr>
           <w:lang w:val="it-IT"/>
         </w:rPr>
+      </w:pPr>
+      <w:r>
+        <w:rPr>
+          <w:rtl w:val="0"/>
+          <w:lang w:val="it-IT"/>
+        </w:rPr>
         <w:t xml:space="preserve">  margin-bottom: 16px;</w:t>
       </w:r>
     </w:p>
     <w:p>
       <w:pPr>
-        <w:pStyle w:val="Text"/>
-      </w:pPr>
-      <w:r>
-        <w:rPr>
-          <w:rtl w:val="0"/>
+        <w:pStyle w:val="Text A"/>
+      </w:pPr>
+      <w:r>
+        <w:rPr>
+          <w:rtl w:val="0"/>
+          <w:lang w:val="en-US"/>
         </w:rPr>
         <w:t>}</w:t>
       </w:r>
     </w:p>
     <w:p>
       <w:pPr>
-        <w:pStyle w:val="Text"/>
-      </w:pPr>
-    </w:p>
-    <w:p>
-      <w:pPr>
-        <w:pStyle w:val="Text"/>
-      </w:pPr>
-      <w:r>
-        <w:rPr>
-          <w:rtl w:val="0"/>
+        <w:pStyle w:val="Text A"/>
+      </w:pPr>
+    </w:p>
+    <w:p>
+      <w:pPr>
+        <w:pStyle w:val="Text A"/>
+      </w:pPr>
+      <w:r>
+        <w:rPr>
+          <w:rtl w:val="0"/>
+          <w:lang w:val="en-US"/>
         </w:rPr>
         <w:t>h2 {</w:t>
       </w:r>
     </w:p>
     <w:p>
       <w:pPr>
-        <w:pStyle w:val="Text"/>
+        <w:pStyle w:val="Text A"/>
       </w:pPr>
       <w:r>
         <w:rPr>
@@ -320,143 +347,164 @@
     </w:p>
     <w:p>
       <w:pPr>
-        <w:pStyle w:val="Text"/>
-      </w:pPr>
-      <w:r>
-        <w:rPr>
-          <w:rtl w:val="0"/>
+        <w:pStyle w:val="Text A"/>
+      </w:pPr>
+      <w:r>
+        <w:rPr>
+          <w:rtl w:val="0"/>
+          <w:lang w:val="en-US"/>
         </w:rPr>
         <w:t xml:space="preserve">  margin-top: 32px;</w:t>
       </w:r>
     </w:p>
     <w:p>
       <w:pPr>
-        <w:pStyle w:val="Text"/>
-      </w:pPr>
-      <w:r>
-        <w:rPr>
-          <w:rtl w:val="0"/>
+        <w:pStyle w:val="Text A"/>
+        <w:rPr>
           <w:lang w:val="it-IT"/>
         </w:rPr>
+      </w:pPr>
+      <w:r>
+        <w:rPr>
+          <w:rtl w:val="0"/>
+          <w:lang w:val="it-IT"/>
+        </w:rPr>
         <w:t xml:space="preserve">  margin-bottom: 10px;</w:t>
       </w:r>
     </w:p>
     <w:p>
       <w:pPr>
-        <w:pStyle w:val="Text"/>
-      </w:pPr>
-      <w:r>
-        <w:rPr>
-          <w:rtl w:val="0"/>
+        <w:pStyle w:val="Text A"/>
+      </w:pPr>
+      <w:r>
+        <w:rPr>
+          <w:rtl w:val="0"/>
+          <w:lang w:val="en-US"/>
         </w:rPr>
         <w:t>}</w:t>
       </w:r>
     </w:p>
     <w:p>
       <w:pPr>
-        <w:pStyle w:val="Text"/>
-      </w:pPr>
-    </w:p>
-    <w:p>
-      <w:pPr>
-        <w:pStyle w:val="Text"/>
-      </w:pPr>
-      <w:r>
-        <w:rPr>
-          <w:rtl w:val="0"/>
+        <w:pStyle w:val="Text A"/>
+      </w:pPr>
+    </w:p>
+    <w:p>
+      <w:pPr>
+        <w:pStyle w:val="Text A"/>
+      </w:pPr>
+      <w:r>
+        <w:rPr>
+          <w:rtl w:val="0"/>
+          <w:lang w:val="en-US"/>
         </w:rPr>
         <w:t>h3 {</w:t>
       </w:r>
     </w:p>
     <w:p>
       <w:pPr>
-        <w:pStyle w:val="Text"/>
-      </w:pPr>
-      <w:r>
-        <w:rPr>
-          <w:rtl w:val="0"/>
+        <w:pStyle w:val="Text A"/>
+      </w:pPr>
+      <w:r>
+        <w:rPr>
+          <w:rtl w:val="0"/>
+          <w:lang w:val="en-US"/>
         </w:rPr>
         <w:t xml:space="preserve">  font-size: 18px;</w:t>
       </w:r>
     </w:p>
     <w:p>
       <w:pPr>
-        <w:pStyle w:val="Text"/>
-      </w:pPr>
-      <w:r>
-        <w:rPr>
-          <w:rtl w:val="0"/>
+        <w:pStyle w:val="Text A"/>
+        <w:rPr>
           <w:lang w:val="it-IT"/>
         </w:rPr>
+      </w:pPr>
+      <w:r>
+        <w:rPr>
+          <w:rtl w:val="0"/>
+          <w:lang w:val="it-IT"/>
+        </w:rPr>
         <w:t xml:space="preserve">  margin-top: 24px;</w:t>
       </w:r>
     </w:p>
     <w:p>
       <w:pPr>
-        <w:pStyle w:val="Text"/>
-      </w:pPr>
-      <w:r>
-        <w:rPr>
-          <w:rtl w:val="0"/>
+        <w:pStyle w:val="Text A"/>
+        <w:rPr>
           <w:lang w:val="it-IT"/>
         </w:rPr>
+      </w:pPr>
+      <w:r>
+        <w:rPr>
+          <w:rtl w:val="0"/>
+          <w:lang w:val="it-IT"/>
+        </w:rPr>
         <w:t xml:space="preserve">  margin-bottom: 8px;</w:t>
       </w:r>
     </w:p>
     <w:p>
       <w:pPr>
-        <w:pStyle w:val="Text"/>
-      </w:pPr>
-      <w:r>
-        <w:rPr>
-          <w:rtl w:val="0"/>
+        <w:pStyle w:val="Text A"/>
+      </w:pPr>
+      <w:r>
+        <w:rPr>
+          <w:rtl w:val="0"/>
+          <w:lang w:val="en-US"/>
         </w:rPr>
         <w:t>}</w:t>
       </w:r>
     </w:p>
     <w:p>
       <w:pPr>
-        <w:pStyle w:val="Text"/>
-      </w:pPr>
-    </w:p>
-    <w:p>
-      <w:pPr>
-        <w:pStyle w:val="Text"/>
-      </w:pPr>
-      <w:r>
-        <w:rPr>
-          <w:rtl w:val="0"/>
+        <w:pStyle w:val="Text A"/>
+      </w:pPr>
+    </w:p>
+    <w:p>
+      <w:pPr>
+        <w:pStyle w:val="Text A"/>
+        <w:rPr>
           <w:lang w:val="fr-FR"/>
         </w:rPr>
+      </w:pPr>
+      <w:r>
+        <w:rPr>
+          <w:rtl w:val="0"/>
+          <w:lang w:val="fr-FR"/>
+        </w:rPr>
         <w:t>.section {</w:t>
       </w:r>
     </w:p>
     <w:p>
       <w:pPr>
-        <w:pStyle w:val="Text"/>
-      </w:pPr>
-      <w:r>
-        <w:rPr>
-          <w:rtl w:val="0"/>
+        <w:pStyle w:val="Text A"/>
+        <w:rPr>
           <w:lang w:val="de-DE"/>
         </w:rPr>
+      </w:pPr>
+      <w:r>
+        <w:rPr>
+          <w:rtl w:val="0"/>
+          <w:lang w:val="de-DE"/>
+        </w:rPr>
         <w:t xml:space="preserve">  max-width: 1000px;</w:t>
       </w:r>
     </w:p>
     <w:p>
       <w:pPr>
-        <w:pStyle w:val="Text"/>
-      </w:pPr>
-      <w:r>
-        <w:rPr>
-          <w:rtl w:val="0"/>
+        <w:pStyle w:val="Text A"/>
+      </w:pPr>
+      <w:r>
+        <w:rPr>
+          <w:rtl w:val="0"/>
+          <w:lang w:val="en-US"/>
         </w:rPr>
         <w:t xml:space="preserve">  margin: 0 auto;</w:t>
       </w:r>
     </w:p>
     <w:p>
       <w:pPr>
-        <w:pStyle w:val="Text"/>
+        <w:pStyle w:val="Text A"/>
       </w:pPr>
       <w:r>
         <w:rPr>
@@ -468,46 +516,51 @@
     </w:p>
     <w:p>
       <w:pPr>
-        <w:pStyle w:val="Text"/>
-      </w:pPr>
-      <w:r>
-        <w:rPr>
-          <w:rtl w:val="0"/>
+        <w:pStyle w:val="Text A"/>
+      </w:pPr>
+      <w:r>
+        <w:rPr>
+          <w:rtl w:val="0"/>
+          <w:lang w:val="en-US"/>
         </w:rPr>
         <w:t>}</w:t>
       </w:r>
     </w:p>
     <w:p>
       <w:pPr>
-        <w:pStyle w:val="Text"/>
-      </w:pPr>
-    </w:p>
-    <w:p>
-      <w:pPr>
-        <w:pStyle w:val="Text"/>
-      </w:pPr>
-      <w:r>
-        <w:rPr>
-          <w:rtl w:val="0"/>
+        <w:pStyle w:val="Text A"/>
+      </w:pPr>
+    </w:p>
+    <w:p>
+      <w:pPr>
+        <w:pStyle w:val="Text A"/>
+        <w:rPr>
           <w:lang w:val="it-IT"/>
         </w:rPr>
+      </w:pPr>
+      <w:r>
+        <w:rPr>
+          <w:rtl w:val="0"/>
+          <w:lang w:val="it-IT"/>
+        </w:rPr>
         <w:t>.hero {</w:t>
       </w:r>
     </w:p>
     <w:p>
       <w:pPr>
-        <w:pStyle w:val="Text"/>
-      </w:pPr>
-      <w:r>
-        <w:rPr>
-          <w:rtl w:val="0"/>
+        <w:pStyle w:val="Text A"/>
+      </w:pPr>
+      <w:r>
+        <w:rPr>
+          <w:rtl w:val="0"/>
+          <w:lang w:val="en-US"/>
         </w:rPr>
         <w:t xml:space="preserve">  text-align: center;</w:t>
       </w:r>
     </w:p>
     <w:p>
       <w:pPr>
-        <w:pStyle w:val="Text"/>
+        <w:pStyle w:val="Text A"/>
       </w:pPr>
       <w:r>
         <w:rPr>
@@ -519,96 +572,107 @@
     </w:p>
     <w:p>
       <w:pPr>
-        <w:pStyle w:val="Text"/>
-      </w:pPr>
-      <w:r>
-        <w:rPr>
-          <w:rtl w:val="0"/>
+        <w:pStyle w:val="Text A"/>
+      </w:pPr>
+      <w:r>
+        <w:rPr>
+          <w:rtl w:val="0"/>
+          <w:lang w:val="en-US"/>
         </w:rPr>
         <w:t>}</w:t>
       </w:r>
     </w:p>
     <w:p>
       <w:pPr>
-        <w:pStyle w:val="Text"/>
-      </w:pPr>
-    </w:p>
-    <w:p>
-      <w:pPr>
-        <w:pStyle w:val="Text"/>
-      </w:pPr>
-      <w:r>
-        <w:rPr>
-          <w:rtl w:val="0"/>
+        <w:pStyle w:val="Text A"/>
+      </w:pPr>
+    </w:p>
+    <w:p>
+      <w:pPr>
+        <w:pStyle w:val="Text A"/>
+        <w:rPr>
           <w:lang w:val="it-IT"/>
         </w:rPr>
+      </w:pPr>
+      <w:r>
+        <w:rPr>
+          <w:rtl w:val="0"/>
+          <w:lang w:val="it-IT"/>
+        </w:rPr>
         <w:t>.hero p {</w:t>
       </w:r>
     </w:p>
     <w:p>
       <w:pPr>
-        <w:pStyle w:val="Text"/>
-      </w:pPr>
-      <w:r>
-        <w:rPr>
-          <w:rtl w:val="0"/>
+        <w:pStyle w:val="Text A"/>
+      </w:pPr>
+      <w:r>
+        <w:rPr>
+          <w:rtl w:val="0"/>
+          <w:lang w:val="en-US"/>
         </w:rPr>
         <w:t xml:space="preserve">  font-size: 17px;</w:t>
       </w:r>
     </w:p>
     <w:p>
       <w:pPr>
-        <w:pStyle w:val="Text"/>
-      </w:pPr>
-      <w:r>
-        <w:rPr>
-          <w:rtl w:val="0"/>
+        <w:pStyle w:val="Text A"/>
+      </w:pPr>
+      <w:r>
+        <w:rPr>
+          <w:rtl w:val="0"/>
+          <w:lang w:val="en-US"/>
         </w:rPr>
         <w:t xml:space="preserve">  color: #555;</w:t>
       </w:r>
     </w:p>
     <w:p>
       <w:pPr>
-        <w:pStyle w:val="Text"/>
-      </w:pPr>
-      <w:r>
-        <w:rPr>
-          <w:rtl w:val="0"/>
+        <w:pStyle w:val="Text A"/>
+        <w:rPr>
           <w:lang w:val="de-DE"/>
         </w:rPr>
+      </w:pPr>
+      <w:r>
+        <w:rPr>
+          <w:rtl w:val="0"/>
+          <w:lang w:val="de-DE"/>
+        </w:rPr>
         <w:t xml:space="preserve">  max-width: 700px;</w:t>
       </w:r>
     </w:p>
     <w:p>
       <w:pPr>
-        <w:pStyle w:val="Text"/>
-      </w:pPr>
-      <w:r>
-        <w:rPr>
-          <w:rtl w:val="0"/>
+        <w:pStyle w:val="Text A"/>
+      </w:pPr>
+      <w:r>
+        <w:rPr>
+          <w:rtl w:val="0"/>
+          <w:lang w:val="en-US"/>
         </w:rPr>
         <w:t xml:space="preserve">  margin: 0 auto;</w:t>
       </w:r>
     </w:p>
     <w:p>
       <w:pPr>
-        <w:pStyle w:val="Text"/>
-      </w:pPr>
-      <w:r>
-        <w:rPr>
-          <w:rtl w:val="0"/>
+        <w:pStyle w:val="Text A"/>
+      </w:pPr>
+      <w:r>
+        <w:rPr>
+          <w:rtl w:val="0"/>
+          <w:lang w:val="en-US"/>
         </w:rPr>
         <w:t>}</w:t>
       </w:r>
     </w:p>
     <w:p>
       <w:pPr>
-        <w:pStyle w:val="Text"/>
-      </w:pPr>
-    </w:p>
-    <w:p>
-      <w:pPr>
-        <w:pStyle w:val="Text"/>
+        <w:pStyle w:val="Text A"/>
+      </w:pPr>
+    </w:p>
+    <w:p>
+      <w:pPr>
+        <w:pStyle w:val="Text A"/>
       </w:pPr>
       <w:r>
         <w:rPr>
@@ -620,19 +684,22 @@
     </w:p>
     <w:p>
       <w:pPr>
-        <w:pStyle w:val="Text"/>
-      </w:pPr>
-      <w:r>
-        <w:rPr>
-          <w:rtl w:val="0"/>
+        <w:pStyle w:val="Text A"/>
+        <w:rPr>
           <w:lang w:val="it-IT"/>
         </w:rPr>
+      </w:pPr>
+      <w:r>
+        <w:rPr>
+          <w:rtl w:val="0"/>
+          <w:lang w:val="it-IT"/>
+        </w:rPr>
         <w:t xml:space="preserve">  display: flex;</w:t>
       </w:r>
     </w:p>
     <w:p>
       <w:pPr>
-        <w:pStyle w:val="Text"/>
+        <w:pStyle w:val="Text A"/>
       </w:pPr>
       <w:r>
         <w:rPr>
@@ -644,18 +711,19 @@
     </w:p>
     <w:p>
       <w:pPr>
-        <w:pStyle w:val="Text"/>
-      </w:pPr>
-      <w:r>
-        <w:rPr>
-          <w:rtl w:val="0"/>
+        <w:pStyle w:val="Text A"/>
+      </w:pPr>
+      <w:r>
+        <w:rPr>
+          <w:rtl w:val="0"/>
+          <w:lang w:val="en-US"/>
         </w:rPr>
         <w:t xml:space="preserve">  gap: 20px;</w:t>
       </w:r>
     </w:p>
     <w:p>
       <w:pPr>
-        <w:pStyle w:val="Text"/>
+        <w:pStyle w:val="Text A"/>
       </w:pPr>
       <w:r>
         <w:rPr>
@@ -667,7 +735,7 @@
     </w:p>
     <w:p>
       <w:pPr>
-        <w:pStyle w:val="Text"/>
+        <w:pStyle w:val="Text A"/>
       </w:pPr>
       <w:r>
         <w:rPr>
@@ -679,35 +747,39 @@
     </w:p>
     <w:p>
       <w:pPr>
-        <w:pStyle w:val="Text"/>
-      </w:pPr>
-      <w:r>
-        <w:rPr>
-          <w:rtl w:val="0"/>
+        <w:pStyle w:val="Text A"/>
+        <w:rPr>
           <w:lang w:val="it-IT"/>
         </w:rPr>
+      </w:pPr>
+      <w:r>
+        <w:rPr>
+          <w:rtl w:val="0"/>
+          <w:lang w:val="it-IT"/>
+        </w:rPr>
         <w:t xml:space="preserve">  margin-top: 20px;</w:t>
       </w:r>
     </w:p>
     <w:p>
       <w:pPr>
-        <w:pStyle w:val="Text"/>
-      </w:pPr>
-      <w:r>
-        <w:rPr>
-          <w:rtl w:val="0"/>
+        <w:pStyle w:val="Text A"/>
+      </w:pPr>
+      <w:r>
+        <w:rPr>
+          <w:rtl w:val="0"/>
+          <w:lang w:val="en-US"/>
         </w:rPr>
         <w:t>}</w:t>
       </w:r>
     </w:p>
     <w:p>
       <w:pPr>
-        <w:pStyle w:val="Text"/>
-      </w:pPr>
-    </w:p>
-    <w:p>
-      <w:pPr>
-        <w:pStyle w:val="Text"/>
+        <w:pStyle w:val="Text A"/>
+      </w:pPr>
+    </w:p>
+    <w:p>
+      <w:pPr>
+        <w:pStyle w:val="Text A"/>
       </w:pPr>
       <w:r>
         <w:rPr>
@@ -719,31 +791,37 @@
     </w:p>
     <w:p>
       <w:pPr>
-        <w:pStyle w:val="Text"/>
-      </w:pPr>
-      <w:r>
-        <w:rPr>
-          <w:rtl w:val="0"/>
+        <w:pStyle w:val="Text A"/>
+        <w:rPr>
           <w:lang w:val="de-DE"/>
         </w:rPr>
+      </w:pPr>
+      <w:r>
+        <w:rPr>
+          <w:rtl w:val="0"/>
+          <w:lang w:val="de-DE"/>
+        </w:rPr>
         <w:t xml:space="preserve">  max-width: 250px;</w:t>
       </w:r>
     </w:p>
     <w:p>
       <w:pPr>
-        <w:pStyle w:val="Text"/>
-      </w:pPr>
-      <w:r>
-        <w:rPr>
-          <w:rtl w:val="0"/>
+        <w:pStyle w:val="Text A"/>
+        <w:rPr>
           <w:lang w:val="de-DE"/>
         </w:rPr>
+      </w:pPr>
+      <w:r>
+        <w:rPr>
+          <w:rtl w:val="0"/>
+          <w:lang w:val="de-DE"/>
+        </w:rPr>
         <w:t xml:space="preserve">  border-radius: 16px;</w:t>
       </w:r>
     </w:p>
     <w:p>
       <w:pPr>
-        <w:pStyle w:val="Text"/>
+        <w:pStyle w:val="Text A"/>
       </w:pPr>
       <w:r>
         <w:rPr>
@@ -755,7 +833,7 @@
     </w:p>
     <w:p>
       <w:pPr>
-        <w:pStyle w:val="Text"/>
+        <w:pStyle w:val="Text A"/>
       </w:pPr>
       <w:r>
         <w:rPr>
@@ -767,23 +845,24 @@
     </w:p>
     <w:p>
       <w:pPr>
-        <w:pStyle w:val="Text"/>
-      </w:pPr>
-      <w:r>
-        <w:rPr>
-          <w:rtl w:val="0"/>
+        <w:pStyle w:val="Text A"/>
+      </w:pPr>
+      <w:r>
+        <w:rPr>
+          <w:rtl w:val="0"/>
+          <w:lang w:val="en-US"/>
         </w:rPr>
         <w:t>}</w:t>
       </w:r>
     </w:p>
     <w:p>
       <w:pPr>
-        <w:pStyle w:val="Text"/>
-      </w:pPr>
-    </w:p>
-    <w:p>
-      <w:pPr>
-        <w:pStyle w:val="Text"/>
+        <w:pStyle w:val="Text A"/>
+      </w:pPr>
+    </w:p>
+    <w:p>
+      <w:pPr>
+        <w:pStyle w:val="Text A"/>
       </w:pPr>
       <w:r>
         <w:rPr>
@@ -795,35 +874,39 @@
     </w:p>
     <w:p>
       <w:pPr>
-        <w:pStyle w:val="Text"/>
-      </w:pPr>
-      <w:r>
-        <w:rPr>
-          <w:rtl w:val="0"/>
+        <w:pStyle w:val="Text A"/>
+        <w:rPr>
           <w:lang w:val="it-IT"/>
         </w:rPr>
+      </w:pPr>
+      <w:r>
+        <w:rPr>
+          <w:rtl w:val="0"/>
+          <w:lang w:val="it-IT"/>
+        </w:rPr>
         <w:t xml:space="preserve">  transform: scale(1.03);</w:t>
       </w:r>
     </w:p>
     <w:p>
       <w:pPr>
-        <w:pStyle w:val="Text"/>
-      </w:pPr>
-      <w:r>
-        <w:rPr>
-          <w:rtl w:val="0"/>
+        <w:pStyle w:val="Text A"/>
+      </w:pPr>
+      <w:r>
+        <w:rPr>
+          <w:rtl w:val="0"/>
+          <w:lang w:val="en-US"/>
         </w:rPr>
         <w:t>}</w:t>
       </w:r>
     </w:p>
     <w:p>
       <w:pPr>
-        <w:pStyle w:val="Text"/>
-      </w:pPr>
-    </w:p>
-    <w:p>
-      <w:pPr>
-        <w:pStyle w:val="Text"/>
+        <w:pStyle w:val="Text A"/>
+      </w:pPr>
+    </w:p>
+    <w:p>
+      <w:pPr>
+        <w:pStyle w:val="Text A"/>
       </w:pPr>
       <w:r>
         <w:rPr>
@@ -835,29 +918,31 @@
     </w:p>
     <w:p>
       <w:pPr>
-        <w:pStyle w:val="Text"/>
-      </w:pPr>
-      <w:r>
-        <w:rPr>
-          <w:rtl w:val="0"/>
+        <w:pStyle w:val="Text A"/>
+      </w:pPr>
+      <w:r>
+        <w:rPr>
+          <w:rtl w:val="0"/>
+          <w:lang w:val="en-US"/>
         </w:rPr>
         <w:t xml:space="preserve">  font-size: 16px;</w:t>
       </w:r>
     </w:p>
     <w:p>
       <w:pPr>
-        <w:pStyle w:val="Text"/>
-      </w:pPr>
-      <w:r>
-        <w:rPr>
-          <w:rtl w:val="0"/>
+        <w:pStyle w:val="Text A"/>
+      </w:pPr>
+      <w:r>
+        <w:rPr>
+          <w:rtl w:val="0"/>
+          <w:lang w:val="en-US"/>
         </w:rPr>
         <w:t xml:space="preserve">  color: #555;</w:t>
       </w:r>
     </w:p>
     <w:p>
       <w:pPr>
-        <w:pStyle w:val="Text"/>
+        <w:pStyle w:val="Text A"/>
       </w:pPr>
       <w:r>
         <w:rPr>
@@ -869,34 +954,36 @@
     </w:p>
     <w:p>
       <w:pPr>
-        <w:pStyle w:val="Text"/>
-      </w:pPr>
-      <w:r>
-        <w:rPr>
-          <w:rtl w:val="0"/>
+        <w:pStyle w:val="Text A"/>
+      </w:pPr>
+      <w:r>
+        <w:rPr>
+          <w:rtl w:val="0"/>
+          <w:lang w:val="en-US"/>
         </w:rPr>
         <w:t xml:space="preserve">  margin-top: 12px;</w:t>
       </w:r>
     </w:p>
     <w:p>
       <w:pPr>
-        <w:pStyle w:val="Text"/>
-      </w:pPr>
-      <w:r>
-        <w:rPr>
-          <w:rtl w:val="0"/>
+        <w:pStyle w:val="Text A"/>
+      </w:pPr>
+      <w:r>
+        <w:rPr>
+          <w:rtl w:val="0"/>
+          <w:lang w:val="en-US"/>
         </w:rPr>
         <w:t>}</w:t>
       </w:r>
     </w:p>
     <w:p>
       <w:pPr>
-        <w:pStyle w:val="Text"/>
-      </w:pPr>
-    </w:p>
-    <w:p>
-      <w:pPr>
-        <w:pStyle w:val="Text"/>
+        <w:pStyle w:val="Text A"/>
+      </w:pPr>
+    </w:p>
+    <w:p>
+      <w:pPr>
+        <w:pStyle w:val="Text A"/>
       </w:pPr>
       <w:r>
         <w:rPr>
@@ -908,7 +995,7 @@
     </w:p>
     <w:p>
       <w:pPr>
-        <w:pStyle w:val="Text"/>
+        <w:pStyle w:val="Text A"/>
       </w:pPr>
       <w:r>
         <w:rPr>
@@ -920,19 +1007,22 @@
     </w:p>
     <w:p>
       <w:pPr>
-        <w:pStyle w:val="Text"/>
-      </w:pPr>
-      <w:r>
-        <w:rPr>
-          <w:rtl w:val="0"/>
+        <w:pStyle w:val="Text A"/>
+        <w:rPr>
           <w:lang w:val="de-DE"/>
         </w:rPr>
+      </w:pPr>
+      <w:r>
+        <w:rPr>
+          <w:rtl w:val="0"/>
+          <w:lang w:val="de-DE"/>
+        </w:rPr>
         <w:t xml:space="preserve">  border-radius: 16px;</w:t>
       </w:r>
     </w:p>
     <w:p>
       <w:pPr>
-        <w:pStyle w:val="Text"/>
+        <w:pStyle w:val="Text A"/>
       </w:pPr>
       <w:r>
         <w:rPr>
@@ -944,7 +1034,7 @@
     </w:p>
     <w:p>
       <w:pPr>
-        <w:pStyle w:val="Text"/>
+        <w:pStyle w:val="Text A"/>
       </w:pPr>
       <w:r>
         <w:rPr>
@@ -956,34 +1046,36 @@
     </w:p>
     <w:p>
       <w:pPr>
-        <w:pStyle w:val="Text"/>
-      </w:pPr>
-      <w:r>
-        <w:rPr>
-          <w:rtl w:val="0"/>
+        <w:pStyle w:val="Text A"/>
+      </w:pPr>
+      <w:r>
+        <w:rPr>
+          <w:rtl w:val="0"/>
+          <w:lang w:val="en-US"/>
         </w:rPr>
         <w:t xml:space="preserve">  margin-top: 16px;</w:t>
       </w:r>
     </w:p>
     <w:p>
       <w:pPr>
-        <w:pStyle w:val="Text"/>
-      </w:pPr>
-      <w:r>
-        <w:rPr>
-          <w:rtl w:val="0"/>
+        <w:pStyle w:val="Text A"/>
+      </w:pPr>
+      <w:r>
+        <w:rPr>
+          <w:rtl w:val="0"/>
+          <w:lang w:val="en-US"/>
         </w:rPr>
         <w:t>}</w:t>
       </w:r>
     </w:p>
     <w:p>
       <w:pPr>
-        <w:pStyle w:val="Text"/>
-      </w:pPr>
-    </w:p>
-    <w:p>
-      <w:pPr>
-        <w:pStyle w:val="Text"/>
+        <w:pStyle w:val="Text A"/>
+      </w:pPr>
+    </w:p>
+    <w:p>
+      <w:pPr>
+        <w:pStyle w:val="Text A"/>
       </w:pPr>
       <w:r>
         <w:rPr>
@@ -995,19 +1087,22 @@
     </w:p>
     <w:p>
       <w:pPr>
-        <w:pStyle w:val="Text"/>
-      </w:pPr>
-      <w:r>
-        <w:rPr>
-          <w:rtl w:val="0"/>
+        <w:pStyle w:val="Text A"/>
+        <w:rPr>
           <w:lang w:val="de-DE"/>
         </w:rPr>
+      </w:pPr>
+      <w:r>
+        <w:rPr>
+          <w:rtl w:val="0"/>
+          <w:lang w:val="de-DE"/>
+        </w:rPr>
         <w:t xml:space="preserve">  width: 100%;</w:t>
       </w:r>
     </w:p>
     <w:p>
       <w:pPr>
-        <w:pStyle w:val="Text"/>
+        <w:pStyle w:val="Text A"/>
       </w:pPr>
       <w:r>
         <w:rPr>
@@ -1019,34 +1114,36 @@
     </w:p>
     <w:p>
       <w:pPr>
-        <w:pStyle w:val="Text"/>
-      </w:pPr>
-      <w:r>
-        <w:rPr>
-          <w:rtl w:val="0"/>
+        <w:pStyle w:val="Text A"/>
+      </w:pPr>
+      <w:r>
+        <w:rPr>
+          <w:rtl w:val="0"/>
+          <w:lang w:val="en-US"/>
         </w:rPr>
         <w:t xml:space="preserve">  font-size: 15px;</w:t>
       </w:r>
     </w:p>
     <w:p>
       <w:pPr>
-        <w:pStyle w:val="Text"/>
-      </w:pPr>
-      <w:r>
-        <w:rPr>
-          <w:rtl w:val="0"/>
+        <w:pStyle w:val="Text A"/>
+      </w:pPr>
+      <w:r>
+        <w:rPr>
+          <w:rtl w:val="0"/>
+          <w:lang w:val="en-US"/>
         </w:rPr>
         <w:t>}</w:t>
       </w:r>
     </w:p>
     <w:p>
       <w:pPr>
-        <w:pStyle w:val="Text"/>
-      </w:pPr>
-    </w:p>
-    <w:p>
-      <w:pPr>
-        <w:pStyle w:val="Text"/>
+        <w:pStyle w:val="Text A"/>
+      </w:pPr>
+    </w:p>
+    <w:p>
+      <w:pPr>
+        <w:pStyle w:val="Text A"/>
       </w:pPr>
       <w:r>
         <w:rPr>
@@ -1058,7 +1155,7 @@
     </w:p>
     <w:p>
       <w:pPr>
-        <w:pStyle w:val="Text"/>
+        <w:pStyle w:val="Text A"/>
       </w:pPr>
       <w:r>
         <w:rPr>
@@ -1070,7 +1167,7 @@
     </w:p>
     <w:p>
       <w:pPr>
-        <w:pStyle w:val="Text"/>
+        <w:pStyle w:val="Text A"/>
       </w:pPr>
       <w:r>
         <w:rPr>
@@ -1082,23 +1179,24 @@
     </w:p>
     <w:p>
       <w:pPr>
-        <w:pStyle w:val="Text"/>
-      </w:pPr>
-      <w:r>
-        <w:rPr>
-          <w:rtl w:val="0"/>
+        <w:pStyle w:val="Text A"/>
+      </w:pPr>
+      <w:r>
+        <w:rPr>
+          <w:rtl w:val="0"/>
+          <w:lang w:val="en-US"/>
         </w:rPr>
         <w:t>}</w:t>
       </w:r>
     </w:p>
     <w:p>
       <w:pPr>
-        <w:pStyle w:val="Text"/>
-      </w:pPr>
-    </w:p>
-    <w:p>
-      <w:pPr>
-        <w:pStyle w:val="Text"/>
+        <w:pStyle w:val="Text A"/>
+      </w:pPr>
+    </w:p>
+    <w:p>
+      <w:pPr>
+        <w:pStyle w:val="Text A"/>
       </w:pPr>
       <w:r>
         <w:rPr>
@@ -1110,7 +1208,7 @@
     </w:p>
     <w:p>
       <w:pPr>
-        <w:pStyle w:val="Text"/>
+        <w:pStyle w:val="Text A"/>
       </w:pPr>
       <w:r>
         <w:rPr>
@@ -1122,7 +1220,7 @@
     </w:p>
     <w:p>
       <w:pPr>
-        <w:pStyle w:val="Text"/>
+        <w:pStyle w:val="Text A"/>
       </w:pPr>
       <w:r>
         <w:rPr>
@@ -1134,23 +1232,24 @@
     </w:p>
     <w:p>
       <w:pPr>
-        <w:pStyle w:val="Text"/>
-      </w:pPr>
-      <w:r>
-        <w:rPr>
-          <w:rtl w:val="0"/>
+        <w:pStyle w:val="Text A"/>
+      </w:pPr>
+      <w:r>
+        <w:rPr>
+          <w:rtl w:val="0"/>
+          <w:lang w:val="en-US"/>
         </w:rPr>
         <w:t>}</w:t>
       </w:r>
     </w:p>
     <w:p>
       <w:pPr>
-        <w:pStyle w:val="Text"/>
-      </w:pPr>
-    </w:p>
-    <w:p>
-      <w:pPr>
-        <w:pStyle w:val="Text"/>
+        <w:pStyle w:val="Text A"/>
+      </w:pPr>
+    </w:p>
+    <w:p>
+      <w:pPr>
+        <w:pStyle w:val="Text A"/>
       </w:pPr>
       <w:r>
         <w:rPr>
@@ -1162,7 +1261,7 @@
     </w:p>
     <w:p>
       <w:pPr>
-        <w:pStyle w:val="Text"/>
+        <w:pStyle w:val="Text A"/>
       </w:pPr>
       <w:r>
         <w:rPr>
@@ -1174,34 +1273,36 @@
     </w:p>
     <w:p>
       <w:pPr>
-        <w:pStyle w:val="Text"/>
-      </w:pPr>
-      <w:r>
-        <w:rPr>
-          <w:rtl w:val="0"/>
+        <w:pStyle w:val="Text A"/>
+      </w:pPr>
+      <w:r>
+        <w:rPr>
+          <w:rtl w:val="0"/>
+          <w:lang w:val="en-US"/>
         </w:rPr>
         <w:t>}</w:t>
       </w:r>
     </w:p>
     <w:p>
       <w:pPr>
-        <w:pStyle w:val="Text"/>
-      </w:pPr>
-    </w:p>
-    <w:p>
-      <w:pPr>
-        <w:pStyle w:val="Text"/>
-      </w:pPr>
-      <w:r>
-        <w:rPr>
-          <w:rtl w:val="0"/>
+        <w:pStyle w:val="Text A"/>
+      </w:pPr>
+    </w:p>
+    <w:p>
+      <w:pPr>
+        <w:pStyle w:val="Text A"/>
+      </w:pPr>
+      <w:r>
+        <w:rPr>
+          <w:rtl w:val="0"/>
+          <w:lang w:val="en-US"/>
         </w:rPr>
         <w:t>ul {</w:t>
       </w:r>
     </w:p>
     <w:p>
       <w:pPr>
-        <w:pStyle w:val="Text"/>
+        <w:pStyle w:val="Text A"/>
       </w:pPr>
       <w:r>
         <w:rPr>
@@ -1213,7 +1314,7 @@
     </w:p>
     <w:p>
       <w:pPr>
-        <w:pStyle w:val="Text"/>
+        <w:pStyle w:val="Text A"/>
       </w:pPr>
       <w:r>
         <w:rPr>
@@ -1225,34 +1326,36 @@
     </w:p>
     <w:p>
       <w:pPr>
-        <w:pStyle w:val="Text"/>
-      </w:pPr>
-      <w:r>
-        <w:rPr>
-          <w:rtl w:val="0"/>
+        <w:pStyle w:val="Text A"/>
+      </w:pPr>
+      <w:r>
+        <w:rPr>
+          <w:rtl w:val="0"/>
+          <w:lang w:val="en-US"/>
         </w:rPr>
         <w:t xml:space="preserve">  margin: 8px 0;</w:t>
       </w:r>
     </w:p>
     <w:p>
       <w:pPr>
-        <w:pStyle w:val="Text"/>
-      </w:pPr>
-      <w:r>
-        <w:rPr>
-          <w:rtl w:val="0"/>
+        <w:pStyle w:val="Text A"/>
+      </w:pPr>
+      <w:r>
+        <w:rPr>
+          <w:rtl w:val="0"/>
+          <w:lang w:val="en-US"/>
         </w:rPr>
         <w:t>}</w:t>
       </w:r>
     </w:p>
     <w:p>
       <w:pPr>
-        <w:pStyle w:val="Text"/>
-      </w:pPr>
-    </w:p>
-    <w:p>
-      <w:pPr>
-        <w:pStyle w:val="Text"/>
+        <w:pStyle w:val="Text A"/>
+      </w:pPr>
+    </w:p>
+    <w:p>
+      <w:pPr>
+        <w:pStyle w:val="Text A"/>
       </w:pPr>
       <w:r>
         <w:rPr>
@@ -1264,7 +1367,7 @@
     </w:p>
     <w:p>
       <w:pPr>
-        <w:pStyle w:val="Text"/>
+        <w:pStyle w:val="Text A"/>
       </w:pPr>
       <w:r>
         <w:rPr>
@@ -1276,19 +1379,22 @@
     </w:p>
     <w:p>
       <w:pPr>
-        <w:pStyle w:val="Text"/>
-      </w:pPr>
-      <w:r>
-        <w:rPr>
-          <w:rtl w:val="0"/>
+        <w:pStyle w:val="Text A"/>
+        <w:rPr>
           <w:lang w:val="it-IT"/>
         </w:rPr>
+      </w:pPr>
+      <w:r>
+        <w:rPr>
+          <w:rtl w:val="0"/>
+          <w:lang w:val="it-IT"/>
+        </w:rPr>
         <w:t xml:space="preserve">  padding-bottom: 56.25%;</w:t>
       </w:r>
     </w:p>
     <w:p>
       <w:pPr>
-        <w:pStyle w:val="Text"/>
+        <w:pStyle w:val="Text A"/>
       </w:pPr>
       <w:r>
         <w:rPr>
@@ -1300,7 +1406,7 @@
     </w:p>
     <w:p>
       <w:pPr>
-        <w:pStyle w:val="Text"/>
+        <w:pStyle w:val="Text A"/>
       </w:pPr>
       <w:r>
         <w:rPr>
@@ -1312,82 +1418,96 @@
     </w:p>
     <w:p>
       <w:pPr>
-        <w:pStyle w:val="Text"/>
-      </w:pPr>
-      <w:r>
-        <w:rPr>
-          <w:rtl w:val="0"/>
+        <w:pStyle w:val="Text A"/>
+        <w:rPr>
           <w:lang w:val="de-DE"/>
         </w:rPr>
+      </w:pPr>
+      <w:r>
+        <w:rPr>
+          <w:rtl w:val="0"/>
+          <w:lang w:val="de-DE"/>
+        </w:rPr>
         <w:t xml:space="preserve">  border-radius: 16px;</w:t>
       </w:r>
     </w:p>
     <w:p>
       <w:pPr>
-        <w:pStyle w:val="Text"/>
-      </w:pPr>
-      <w:r>
-        <w:rPr>
-          <w:rtl w:val="0"/>
+        <w:pStyle w:val="Text A"/>
+        <w:rPr>
           <w:lang w:val="it-IT"/>
         </w:rPr>
+      </w:pPr>
+      <w:r>
+        <w:rPr>
+          <w:rtl w:val="0"/>
+          <w:lang w:val="it-IT"/>
+        </w:rPr>
         <w:t xml:space="preserve">  margin-top: 24px;</w:t>
       </w:r>
     </w:p>
     <w:p>
       <w:pPr>
-        <w:pStyle w:val="Text"/>
-      </w:pPr>
-      <w:r>
-        <w:rPr>
-          <w:rtl w:val="0"/>
+        <w:pStyle w:val="Text A"/>
+      </w:pPr>
+      <w:r>
+        <w:rPr>
+          <w:rtl w:val="0"/>
+          <w:lang w:val="en-US"/>
         </w:rPr>
         <w:t>}</w:t>
       </w:r>
     </w:p>
     <w:p>
       <w:pPr>
-        <w:pStyle w:val="Text"/>
-      </w:pPr>
-    </w:p>
-    <w:p>
-      <w:pPr>
-        <w:pStyle w:val="Text"/>
-      </w:pPr>
-      <w:r>
-        <w:rPr>
-          <w:rtl w:val="0"/>
+        <w:pStyle w:val="Text A"/>
+      </w:pPr>
+    </w:p>
+    <w:p>
+      <w:pPr>
+        <w:pStyle w:val="Text A"/>
+        <w:rPr>
           <w:lang w:val="sv-SE"/>
         </w:rPr>
+      </w:pPr>
+      <w:r>
+        <w:rPr>
+          <w:rtl w:val="0"/>
+          <w:lang w:val="sv-SE"/>
+        </w:rPr>
         <w:t>.video-block iframe {</w:t>
       </w:r>
     </w:p>
     <w:p>
       <w:pPr>
-        <w:pStyle w:val="Text"/>
-      </w:pPr>
-      <w:r>
-        <w:rPr>
-          <w:rtl w:val="0"/>
+        <w:pStyle w:val="Text A"/>
+        <w:rPr>
           <w:lang w:val="it-IT"/>
         </w:rPr>
+      </w:pPr>
+      <w:r>
+        <w:rPr>
+          <w:rtl w:val="0"/>
+          <w:lang w:val="it-IT"/>
+        </w:rPr>
         <w:t xml:space="preserve">  position: absolute;</w:t>
       </w:r>
     </w:p>
     <w:p>
       <w:pPr>
-        <w:pStyle w:val="Text"/>
-      </w:pPr>
-      <w:r>
-        <w:rPr>
-          <w:rtl w:val="0"/>
+        <w:pStyle w:val="Text A"/>
+      </w:pPr>
+      <w:r>
+        <w:rPr>
+          <w:rtl w:val="0"/>
+          <w:lang w:val="en-US"/>
         </w:rPr>
         <w:t xml:space="preserve">  top: 0;</w:t>
       </w:r>
     </w:p>
     <w:p>
       <w:pPr>
-        <w:pStyle w:val="Text"/>
+        <w:pStyle w:val="Text A"/>
       </w:pPr>
       <w:r>
         <w:rPr>
@@ -1399,19 +1519,22 @@
     </w:p>
     <w:p>
       <w:pPr>
-        <w:pStyle w:val="Text"/>
-      </w:pPr>
-      <w:r>
-        <w:rPr>
-          <w:rtl w:val="0"/>
+        <w:pStyle w:val="Text A"/>
+        <w:rPr>
           <w:lang w:val="de-DE"/>
         </w:rPr>
+      </w:pPr>
+      <w:r>
+        <w:rPr>
+          <w:rtl w:val="0"/>
+          <w:lang w:val="de-DE"/>
+        </w:rPr>
         <w:t xml:space="preserve">  width: 100%;</w:t>
       </w:r>
     </w:p>
     <w:p>
       <w:pPr>
-        <w:pStyle w:val="Text"/>
+        <w:pStyle w:val="Text A"/>
       </w:pPr>
       <w:r>
         <w:rPr>
@@ -1423,47 +1546,54 @@
     </w:p>
     <w:p>
       <w:pPr>
-        <w:pStyle w:val="Text"/>
-      </w:pPr>
-      <w:r>
-        <w:rPr>
-          <w:rtl w:val="0"/>
+        <w:pStyle w:val="Text A"/>
+        <w:rPr>
           <w:lang w:val="de-DE"/>
         </w:rPr>
+      </w:pPr>
+      <w:r>
+        <w:rPr>
+          <w:rtl w:val="0"/>
+          <w:lang w:val="de-DE"/>
+        </w:rPr>
         <w:t xml:space="preserve">  border-radius: 16px;</w:t>
       </w:r>
     </w:p>
     <w:p>
       <w:pPr>
-        <w:pStyle w:val="Text"/>
-      </w:pPr>
-      <w:r>
-        <w:rPr>
-          <w:rtl w:val="0"/>
+        <w:pStyle w:val="Text A"/>
+      </w:pPr>
+      <w:r>
+        <w:rPr>
+          <w:rtl w:val="0"/>
+          <w:lang w:val="en-US"/>
         </w:rPr>
         <w:t>}</w:t>
       </w:r>
     </w:p>
     <w:p>
       <w:pPr>
-        <w:pStyle w:val="Text"/>
-      </w:pPr>
-    </w:p>
-    <w:p>
-      <w:pPr>
-        <w:pStyle w:val="Text"/>
-      </w:pPr>
-      <w:r>
-        <w:rPr>
-          <w:rtl w:val="0"/>
+        <w:pStyle w:val="Text A"/>
+      </w:pPr>
+    </w:p>
+    <w:p>
+      <w:pPr>
+        <w:pStyle w:val="Text A"/>
+        <w:rPr>
           <w:lang w:val="de-DE"/>
         </w:rPr>
+      </w:pPr>
+      <w:r>
+        <w:rPr>
+          <w:rtl w:val="0"/>
+          <w:lang w:val="de-DE"/>
+        </w:rPr>
         <w:t>hr {</w:t>
       </w:r>
     </w:p>
     <w:p>
       <w:pPr>
-        <w:pStyle w:val="Text"/>
+        <w:pStyle w:val="Text A"/>
       </w:pPr>
       <w:r>
         <w:rPr>
@@ -1475,7 +1605,7 @@
     </w:p>
     <w:p>
       <w:pPr>
-        <w:pStyle w:val="Text"/>
+        <w:pStyle w:val="Text A"/>
       </w:pPr>
       <w:r>
         <w:rPr>
@@ -1487,7 +1617,7 @@
     </w:p>
     <w:p>
       <w:pPr>
-        <w:pStyle w:val="Text"/>
+        <w:pStyle w:val="Text A"/>
       </w:pPr>
       <w:r>
         <w:rPr>
@@ -1499,29 +1629,31 @@
     </w:p>
     <w:p>
       <w:pPr>
-        <w:pStyle w:val="Text"/>
-      </w:pPr>
-      <w:r>
-        <w:rPr>
-          <w:rtl w:val="0"/>
+        <w:pStyle w:val="Text A"/>
+      </w:pPr>
+      <w:r>
+        <w:rPr>
+          <w:rtl w:val="0"/>
+          <w:lang w:val="en-US"/>
         </w:rPr>
         <w:t xml:space="preserve">  margin: 40px 0;</w:t>
       </w:r>
     </w:p>
     <w:p>
       <w:pPr>
-        <w:pStyle w:val="Text"/>
-      </w:pPr>
-      <w:r>
-        <w:rPr>
-          <w:rtl w:val="0"/>
+        <w:pStyle w:val="Text A"/>
+      </w:pPr>
+      <w:r>
+        <w:rPr>
+          <w:rtl w:val="0"/>
+          <w:lang w:val="en-US"/>
         </w:rPr>
         <w:t>}</w:t>
       </w:r>
     </w:p>
     <w:p>
       <w:pPr>
-        <w:pStyle w:val="Text"/>
+        <w:pStyle w:val="Text A"/>
       </w:pPr>
       <w:r>
         <w:rPr>
@@ -1533,12 +1665,12 @@
     </w:p>
     <w:p>
       <w:pPr>
-        <w:pStyle w:val="Text"/>
-      </w:pPr>
-    </w:p>
-    <w:p>
-      <w:pPr>
-        <w:pStyle w:val="Text"/>
+        <w:pStyle w:val="Text A"/>
+      </w:pPr>
+    </w:p>
+    <w:p>
+      <w:pPr>
+        <w:pStyle w:val="Text A"/>
       </w:pPr>
       <w:r>
         <w:rPr>
@@ -1550,18 +1682,21 @@
       <w:r>
         <w:rPr>
           <w:rtl w:val="0"/>
+          <w:lang w:val="en-US"/>
         </w:rPr>
         <w:t>Á</w:t>
       </w:r>
       <w:r>
         <w:rPr>
           <w:rtl w:val="0"/>
+          <w:lang w:val="en-US"/>
         </w:rPr>
         <w:t>LN</w:t>
       </w:r>
       <w:r>
         <w:rPr>
           <w:rtl w:val="0"/>
+          <w:lang w:val="en-US"/>
         </w:rPr>
         <w:t>Í Š</w:t>
       </w:r>
@@ -1575,93 +1710,63 @@
     </w:p>
     <w:p>
       <w:pPr>
-        <w:pStyle w:val="Text"/>
-      </w:pPr>
-    </w:p>
-    <w:p>
-      <w:pPr>
-        <w:pStyle w:val="Text"/>
-      </w:pPr>
-      <w:r>
-        <w:rPr>
-          <w:rtl w:val="0"/>
+        <w:pStyle w:val="Text A"/>
+      </w:pPr>
+    </w:p>
+    <w:p>
+      <w:pPr>
+        <w:pStyle w:val="Text A"/>
+        <w:rPr>
           <w:lang w:val="de-DE"/>
         </w:rPr>
+      </w:pPr>
+      <w:r>
+        <w:rPr>
+          <w:rtl w:val="0"/>
+          <w:lang w:val="de-DE"/>
+        </w:rPr>
         <w:t>&lt;!-- HERO --&gt;</w:t>
       </w:r>
     </w:p>
     <w:p>
       <w:pPr>
-        <w:pStyle w:val="Text"/>
-      </w:pPr>
-      <w:r>
-        <w:rPr>
-          <w:rtl w:val="0"/>
+        <w:pStyle w:val="Text A"/>
+      </w:pPr>
+      <w:r>
+        <w:rPr>
+          <w:rtl w:val="0"/>
+          <w:lang w:val="en-US"/>
         </w:rPr>
         <w:t>&lt;div class="hero"&gt;</w:t>
       </w:r>
     </w:p>
     <w:p>
       <w:pPr>
-        <w:pStyle w:val="Text"/>
-      </w:pPr>
-      <w:r>
-        <w:rPr>
-          <w:rtl w:val="0"/>
-        </w:rPr>
-        <w:t>&lt;h1&gt;{n</w:t>
-      </w:r>
-      <w:r>
-        <w:rPr>
-          <w:rtl w:val="0"/>
-        </w:rPr>
-        <w:t>a</w:t>
-      </w:r>
-      <w:r>
-        <w:rPr>
-          <w:rtl w:val="0"/>
-        </w:rPr>
-        <w:t>zev_produktu}&lt;/h1&gt;</w:t>
-      </w:r>
-    </w:p>
-    <w:p>
-      <w:pPr>
-        <w:pStyle w:val="Text"/>
-      </w:pPr>
-      <w:r>
-        <w:rPr>
-          <w:rtl w:val="0"/>
-        </w:rPr>
-        <w:t>&lt;p&gt;{stru</w:t>
-      </w:r>
-      <w:r>
-        <w:rPr>
-          <w:rtl w:val="0"/>
-        </w:rPr>
-        <w:t>c</w:t>
-      </w:r>
-      <w:r>
-        <w:rPr>
-          <w:rtl w:val="0"/>
-        </w:rPr>
-        <w:t>n</w:t>
-      </w:r>
-      <w:r>
-        <w:rPr>
-          <w:rtl w:val="0"/>
-        </w:rPr>
-        <w:t>y</w:t>
-      </w:r>
-      <w:r>
-        <w:rPr>
-          <w:rtl w:val="0"/>
-        </w:rPr>
-        <w:t>_popis_produktu}&lt;/p&gt;</w:t>
-      </w:r>
-    </w:p>
-    <w:p>
-      <w:pPr>
-        <w:pStyle w:val="Text"/>
+        <w:pStyle w:val="Text A"/>
+      </w:pPr>
+      <w:r>
+        <w:rPr>
+          <w:rtl w:val="0"/>
+          <w:lang w:val="en-US"/>
+        </w:rPr>
+        <w:t>&lt;h1&gt;{nazev_produktu}&lt;/h1&gt;</w:t>
+      </w:r>
+    </w:p>
+    <w:p>
+      <w:pPr>
+        <w:pStyle w:val="Text A"/>
+      </w:pPr>
+      <w:r>
+        <w:rPr>
+          <w:rtl w:val="0"/>
+          <w:lang w:val="en-US"/>
+        </w:rPr>
+        <w:t>&lt;p&gt;{strucny_popis_produktu}&lt;/p&gt;</w:t>
+      </w:r>
+    </w:p>
+    <w:p>
+      <w:pPr>
+        <w:pStyle w:val="Text A"/>
       </w:pPr>
       <w:r>
         <w:rPr>
@@ -1673,12 +1778,12 @@
     </w:p>
     <w:p>
       <w:pPr>
-        <w:pStyle w:val="Text"/>
-      </w:pPr>
-    </w:p>
-    <w:p>
-      <w:pPr>
-        <w:pStyle w:val="Text"/>
+        <w:pStyle w:val="Text A"/>
+      </w:pPr>
+    </w:p>
+    <w:p>
+      <w:pPr>
+        <w:pStyle w:val="Text A"/>
       </w:pPr>
       <w:r>
         <w:rPr>
@@ -1690,6 +1795,7 @@
       <w:r>
         <w:rPr>
           <w:rtl w:val="0"/>
+          <w:lang w:val="en-US"/>
         </w:rPr>
         <w:t>Ú</w:t>
       </w:r>
@@ -1703,6 +1809,7 @@
       <w:r>
         <w:rPr>
           <w:rtl w:val="0"/>
+          <w:lang w:val="en-US"/>
         </w:rPr>
         <w:t>Á</w:t>
       </w:r>
@@ -1716,7 +1823,7 @@
     </w:p>
     <w:p>
       <w:pPr>
-        <w:pStyle w:val="Text"/>
+        <w:pStyle w:val="Text A"/>
       </w:pPr>
       <w:r>
         <w:rPr>
@@ -1728,7 +1835,7 @@
     </w:p>
     <w:p>
       <w:pPr>
-        <w:pStyle w:val="Text"/>
+        <w:pStyle w:val="Text A"/>
       </w:pPr>
       <w:r>
         <w:rPr>
@@ -1740,56 +1847,28 @@
     </w:p>
     <w:p>
       <w:pPr>
-        <w:pStyle w:val="Text"/>
-      </w:pPr>
-      <w:r>
-        <w:rPr>
-          <w:rtl w:val="0"/>
-          <w:lang w:val="en-US"/>
-        </w:rPr>
-        <w:t>&lt;p&gt;&lt;strong&gt;{n</w:t>
-      </w:r>
-      <w:r>
-        <w:rPr>
-          <w:rtl w:val="0"/>
-        </w:rPr>
-        <w:t>a</w:t>
-      </w:r>
-      <w:r>
-        <w:rPr>
-          <w:rtl w:val="0"/>
-        </w:rPr>
-        <w:t>zev_produktu}&lt;/strong&gt; je {typ_produktu} vhodn</w:t>
-      </w:r>
-      <w:r>
-        <w:rPr>
-          <w:rtl w:val="0"/>
+        <w:pStyle w:val="Text A"/>
+      </w:pPr>
+      <w:r>
+        <w:rPr>
+          <w:rtl w:val="0"/>
+          <w:lang w:val="en-US"/>
+        </w:rPr>
+        <w:t>&lt;p&gt;&lt;strong&gt;{nazev_produktu}&lt;/strong&gt; je {typ_produktu} vhodn</w:t>
+      </w:r>
+      <w:r>
+        <w:rPr>
+          <w:rtl w:val="0"/>
+          <w:lang w:val="en-US"/>
         </w:rPr>
         <w:t xml:space="preserve">ý </w:t>
       </w:r>
       <w:r>
         <w:rPr>
           <w:rtl w:val="0"/>
-        </w:rPr>
-        <w:t>pro &lt;em&gt;{doporu</w:t>
-      </w:r>
-      <w:r>
-        <w:rPr>
-          <w:rtl w:val="0"/>
-        </w:rPr>
-        <w:t>c</w:t>
-      </w:r>
-      <w:r>
-        <w:rPr>
-          <w:rtl w:val="0"/>
-        </w:rPr>
-        <w:t>en</w:t>
-      </w:r>
-      <w:r>
-        <w:rPr>
-          <w:rtl w:val="0"/>
-        </w:rPr>
-        <w:t>e</w:t>
+          <w:lang w:val="en-US"/>
+        </w:rPr>
+        <w:t>pro &lt;em&gt;{doporucene</w:t>
       </w:r>
       <w:r>
         <w:rPr>
@@ -1801,43 +1880,855 @@
       <w:r>
         <w:rPr>
           <w:rtl w:val="0"/>
-        </w:rPr>
-        <w:t>z</w:t>
-      </w:r>
-      <w:r>
-        <w:rPr>
-          <w:rtl w:val="0"/>
+          <w:lang w:val="en-US"/>
+        </w:rPr>
+        <w:t>ziti}&lt;/em&gt;. {hlavni_vlastnosti}.&lt;/p&gt;</w:t>
+      </w:r>
+    </w:p>
+    <w:p>
+      <w:pPr>
+        <w:pStyle w:val="Text A"/>
+      </w:pPr>
+      <w:r>
+        <w:rPr>
+          <w:rtl w:val="0"/>
+          <w:lang w:val="en-US"/>
+        </w:rPr>
+        <w:t>&lt;/div&gt;</w:t>
+      </w:r>
+    </w:p>
+    <w:p>
+      <w:pPr>
+        <w:pStyle w:val="Text A"/>
+      </w:pPr>
+      <w:r>
+        <w:rPr>
+          <w:rtl w:val="0"/>
+          <w:lang w:val="en-US"/>
+        </w:rPr>
+        <w:t>&lt;img src="{</w:t>
+      </w:r>
+      <w:r>
+        <w:rPr>
+          <w:rtl w:val="0"/>
+        </w:rPr>
+        <w:t>img1_src</w:t>
+      </w:r>
+      <w:r>
+        <w:rPr>
+          <w:rtl w:val="0"/>
+          <w:lang w:val="en-US"/>
+        </w:rPr>
+        <w:t>}" alt="{nazev_produktu}" width="250" height="auto" /&gt;</w:t>
+      </w:r>
+    </w:p>
+    <w:p>
+      <w:pPr>
+        <w:pStyle w:val="Text A"/>
+      </w:pPr>
+      <w:r>
+        <w:rPr>
+          <w:rtl w:val="0"/>
+          <w:lang w:val="en-US"/>
+        </w:rPr>
+        <w:t>&lt;/div&gt;</w:t>
+      </w:r>
+    </w:p>
+    <w:p>
+      <w:pPr>
+        <w:pStyle w:val="Text A"/>
+      </w:pPr>
+    </w:p>
+    <w:p>
+      <w:pPr>
+        <w:pStyle w:val="Text A"/>
+      </w:pPr>
+      <w:r>
+        <w:rPr>
+          <w:rtl w:val="0"/>
+          <w:lang w:val="en-US"/>
+        </w:rPr>
+        <w:t>&lt;!-- O PRODUKTU --&gt;</w:t>
+      </w:r>
+    </w:p>
+    <w:p>
+      <w:pPr>
+        <w:pStyle w:val="Text A"/>
+      </w:pPr>
+      <w:r>
+        <w:rPr>
+          <w:rtl w:val="0"/>
+          <w:lang w:val="en-US"/>
+        </w:rPr>
+        <w:t>&lt;div class="section"&gt;</w:t>
+      </w:r>
+    </w:p>
+    <w:p>
+      <w:pPr>
+        <w:pStyle w:val="Text A"/>
+      </w:pPr>
+      <w:r>
+        <w:rPr>
+          <w:rtl w:val="0"/>
+          <w:lang w:val="en-US"/>
+        </w:rPr>
+        <w:t>&lt;h2&gt;O produktu&lt;/h2&gt;</w:t>
+      </w:r>
+    </w:p>
+    <w:p>
+      <w:pPr>
+        <w:pStyle w:val="Text A"/>
+      </w:pPr>
+      <w:r>
+        <w:rPr>
+          <w:rtl w:val="0"/>
+          <w:lang w:val="en-US"/>
+        </w:rPr>
+        <w:t>&lt;div class="text-block"&gt;</w:t>
+      </w:r>
+    </w:p>
+    <w:p>
+      <w:pPr>
+        <w:pStyle w:val="Text A"/>
+      </w:pPr>
+      <w:r>
+        <w:rPr>
+          <w:rtl w:val="0"/>
+          <w:lang w:val="en-US"/>
+        </w:rPr>
+        <w:t>&lt;p&gt;{podrobnejsi_popis_produktu}&lt;/p&gt;</w:t>
+      </w:r>
+    </w:p>
+    <w:p>
+      <w:pPr>
+        <w:pStyle w:val="Text A"/>
+      </w:pPr>
+      <w:r>
+        <w:rPr>
+          <w:rtl w:val="0"/>
+          <w:lang w:val="en-US"/>
+        </w:rPr>
+        <w:t>&lt;/div&gt;</w:t>
+      </w:r>
+    </w:p>
+    <w:p>
+      <w:pPr>
+        <w:pStyle w:val="Text A"/>
+      </w:pPr>
+      <w:r>
+        <w:rPr>
+          <w:rtl w:val="0"/>
+          <w:lang w:val="en-US"/>
+        </w:rPr>
+        <w:t>&lt;/div&gt;</w:t>
+      </w:r>
+    </w:p>
+    <w:p>
+      <w:pPr>
+        <w:pStyle w:val="Text A"/>
+      </w:pPr>
+    </w:p>
+    <w:p>
+      <w:pPr>
+        <w:pStyle w:val="Text A"/>
+      </w:pPr>
+      <w:r>
+        <w:rPr>
+          <w:rtl w:val="0"/>
+          <w:lang w:val="en-US"/>
+        </w:rPr>
+        <w:t>&lt;!-- ZA</w:t>
+      </w:r>
+      <w:r>
+        <w:rPr>
+          <w:rtl w:val="0"/>
+          <w:lang w:val="en-US"/>
+        </w:rPr>
+        <w:t>Ř</w:t>
+      </w:r>
+      <w:r>
+        <w:rPr>
+          <w:rtl w:val="0"/>
+          <w:lang w:val="de-DE"/>
+        </w:rPr>
+        <w:t>AZEN</w:t>
+      </w:r>
+      <w:r>
+        <w:rPr>
+          <w:rtl w:val="0"/>
+          <w:lang w:val="en-US"/>
+        </w:rPr>
+        <w:t xml:space="preserve">Í </w:t>
+      </w:r>
+      <w:r>
+        <w:rPr>
+          <w:rtl w:val="0"/>
+          <w:lang w:val="en-US"/>
+        </w:rPr>
+        <w:t>--&gt;</w:t>
+      </w:r>
+    </w:p>
+    <w:p>
+      <w:pPr>
+        <w:pStyle w:val="Text A"/>
+      </w:pPr>
+      <w:r>
+        <w:rPr>
+          <w:rtl w:val="0"/>
+          <w:lang w:val="en-US"/>
+        </w:rPr>
+        <w:t>&lt;div class="section"&gt;</w:t>
+      </w:r>
+    </w:p>
+    <w:p>
+      <w:pPr>
+        <w:pStyle w:val="Text A"/>
+      </w:pPr>
+      <w:r>
+        <w:rPr>
+          <w:rtl w:val="0"/>
+          <w:lang w:val="en-US"/>
+        </w:rPr>
+        <w:t>&lt;h2&gt;Kam pat</w:t>
+      </w:r>
+      <w:r>
+        <w:rPr>
+          <w:rtl w:val="0"/>
+          <w:lang w:val="en-US"/>
+        </w:rPr>
+        <w:t>ří</w:t>
+      </w:r>
+      <w:r>
+        <w:rPr>
+          <w:rtl w:val="0"/>
+          <w:lang w:val="zh-TW" w:eastAsia="zh-TW"/>
+        </w:rPr>
+        <w:t>?&lt;/h2&gt;</w:t>
+      </w:r>
+    </w:p>
+    <w:p>
+      <w:pPr>
+        <w:pStyle w:val="Text A"/>
+      </w:pPr>
+      <w:r>
+        <w:rPr>
+          <w:rtl w:val="0"/>
+          <w:lang w:val="en-US"/>
+        </w:rPr>
+        <w:t>&lt;div class="text-block"&gt;</w:t>
+      </w:r>
+    </w:p>
+    <w:p>
+      <w:pPr>
+        <w:pStyle w:val="Text A"/>
+      </w:pPr>
+      <w:r>
+        <w:rPr>
+          <w:rtl w:val="0"/>
+          <w:lang w:val="en-US"/>
+        </w:rPr>
+        <w:t>&lt;p&gt;{zarazeni</w:t>
+      </w:r>
+      <w:r>
+        <w:rPr>
+          <w:rtl w:val="0"/>
+          <w:lang w:val="de-DE"/>
+        </w:rPr>
+        <w:t>_produktu_a_</w:t>
+      </w:r>
+      <w:r>
+        <w:rPr>
+          <w:rtl w:val="0"/>
+          <w:lang w:val="en-US"/>
+        </w:rPr>
+        <w:t>rada}&lt;/p&gt;</w:t>
+      </w:r>
+    </w:p>
+    <w:p>
+      <w:pPr>
+        <w:pStyle w:val="Text A"/>
+      </w:pPr>
+      <w:r>
+        <w:rPr>
+          <w:rtl w:val="0"/>
+          <w:lang w:val="en-US"/>
+        </w:rPr>
+        <w:t>&lt;/div&gt;</w:t>
+      </w:r>
+    </w:p>
+    <w:p>
+      <w:pPr>
+        <w:pStyle w:val="Text A"/>
+      </w:pPr>
+      <w:r>
+        <w:rPr>
+          <w:rtl w:val="0"/>
+          <w:lang w:val="en-US"/>
+        </w:rPr>
+        <w:t>&lt;/div&gt;</w:t>
+      </w:r>
+    </w:p>
+    <w:p>
+      <w:pPr>
+        <w:pStyle w:val="Text A"/>
+      </w:pPr>
+    </w:p>
+    <w:p>
+      <w:pPr>
+        <w:pStyle w:val="Text A"/>
+      </w:pPr>
+      <w:r>
+        <w:rPr>
+          <w:rtl w:val="0"/>
+          <w:lang w:val="en-US"/>
+        </w:rPr>
+        <w:t>&lt;!-- VLASTNOSTI --&gt;</w:t>
+      </w:r>
+    </w:p>
+    <w:p>
+      <w:pPr>
+        <w:pStyle w:val="Text A"/>
+      </w:pPr>
+      <w:r>
+        <w:rPr>
+          <w:rtl w:val="0"/>
+          <w:lang w:val="en-US"/>
+        </w:rPr>
+        <w:t>&lt;div class="section"&gt;</w:t>
+      </w:r>
+    </w:p>
+    <w:p>
+      <w:pPr>
+        <w:pStyle w:val="Text A"/>
+      </w:pPr>
+      <w:r>
+        <w:rPr>
+          <w:rtl w:val="0"/>
+          <w:lang w:val="en-US"/>
+        </w:rPr>
+        <w:t>&lt;h2&gt;Vlastnosti&lt;/h2&gt;</w:t>
+      </w:r>
+    </w:p>
+    <w:p>
+      <w:pPr>
+        <w:pStyle w:val="Text A"/>
+      </w:pPr>
+      <w:r>
+        <w:rPr>
+          <w:rtl w:val="0"/>
+          <w:lang w:val="en-US"/>
+        </w:rPr>
+        <w:t>&lt;ul&gt;</w:t>
+      </w:r>
+    </w:p>
+    <w:p>
+      <w:pPr>
+        <w:pStyle w:val="Text A"/>
+      </w:pPr>
+      <w:r>
+        <w:rPr>
+          <w:rtl w:val="0"/>
+          <w:lang w:val="en-US"/>
+        </w:rPr>
+        <w:t>&lt;li&gt;{vlastnost_1}&lt;/li&gt;</w:t>
+      </w:r>
+    </w:p>
+    <w:p>
+      <w:pPr>
+        <w:pStyle w:val="Text A"/>
+      </w:pPr>
+      <w:r>
+        <w:rPr>
+          <w:rtl w:val="0"/>
+          <w:lang w:val="en-US"/>
+        </w:rPr>
+        <w:t>&lt;li&gt;{vlastnost_2}&lt;/li&gt;</w:t>
+      </w:r>
+    </w:p>
+    <w:p>
+      <w:pPr>
+        <w:pStyle w:val="Text A"/>
+      </w:pPr>
+      <w:r>
+        <w:rPr>
+          <w:rtl w:val="0"/>
+          <w:lang w:val="en-US"/>
+        </w:rPr>
+        <w:t>&lt;li&gt;{vlastnost_3}&lt;/li&gt;</w:t>
+      </w:r>
+    </w:p>
+    <w:p>
+      <w:pPr>
+        <w:pStyle w:val="Text A"/>
+      </w:pPr>
+      <w:r>
+        <w:rPr>
+          <w:rtl w:val="0"/>
+          <w:lang w:val="en-US"/>
+        </w:rPr>
+        <w:t>&lt;/ul&gt;</w:t>
+      </w:r>
+    </w:p>
+    <w:p>
+      <w:pPr>
+        <w:pStyle w:val="Text A"/>
+      </w:pPr>
+      <w:r>
+        <w:rPr>
+          <w:rtl w:val="0"/>
+          <w:lang w:val="en-US"/>
+        </w:rPr>
+        <w:t>&lt;/div&gt;</w:t>
+      </w:r>
+    </w:p>
+    <w:p>
+      <w:pPr>
+        <w:pStyle w:val="Text A"/>
+      </w:pPr>
+    </w:p>
+    <w:p>
+      <w:pPr>
+        <w:pStyle w:val="Text A"/>
+      </w:pPr>
+      <w:r>
+        <w:rPr>
+          <w:rtl w:val="0"/>
+          <w:lang w:val="en-US"/>
+        </w:rPr>
+        <w:t>&lt;!-- TIPY A TRIKY --&gt;</w:t>
+      </w:r>
+    </w:p>
+    <w:p>
+      <w:pPr>
+        <w:pStyle w:val="Text A"/>
+      </w:pPr>
+      <w:r>
+        <w:rPr>
+          <w:rtl w:val="0"/>
+          <w:lang w:val="en-US"/>
+        </w:rPr>
+        <w:t>&lt;div class="section"&gt;</w:t>
+      </w:r>
+    </w:p>
+    <w:p>
+      <w:pPr>
+        <w:pStyle w:val="Text A"/>
+      </w:pPr>
+      <w:r>
+        <w:rPr>
+          <w:rtl w:val="0"/>
+          <w:lang w:val="en-US"/>
+        </w:rPr>
+        <w:t>&lt;h2&gt;Tipy a triky&lt;/h2&gt;</w:t>
+      </w:r>
+    </w:p>
+    <w:p>
+      <w:pPr>
+        <w:pStyle w:val="Text A"/>
+      </w:pPr>
+      <w:r>
+        <w:rPr>
+          <w:rtl w:val="0"/>
+          <w:lang w:val="en-US"/>
+        </w:rPr>
+        <w:t>&lt;div class="card-table"&gt;</w:t>
+      </w:r>
+    </w:p>
+    <w:p>
+      <w:pPr>
+        <w:pStyle w:val="Text A"/>
+      </w:pPr>
+      <w:r>
+        <w:rPr>
+          <w:rtl w:val="0"/>
+          <w:lang w:val="en-US"/>
+        </w:rPr>
+        <w:t>&lt;table&gt;</w:t>
+      </w:r>
+    </w:p>
+    <w:p>
+      <w:pPr>
+        <w:pStyle w:val="Text A"/>
+      </w:pPr>
+      <w:r>
+        <w:rPr>
+          <w:rtl w:val="0"/>
+          <w:lang w:val="en-US"/>
+        </w:rPr>
+        <w:t>&lt;tbody&gt;</w:t>
+      </w:r>
+    </w:p>
+    <w:p>
+      <w:pPr>
+        <w:pStyle w:val="Text A"/>
+      </w:pPr>
+      <w:r>
+        <w:rPr>
+          <w:rtl w:val="0"/>
+          <w:lang w:val="en-US"/>
+        </w:rPr>
+        <w:t>&lt;tr&gt;</w:t>
+      </w:r>
+    </w:p>
+    <w:p>
+      <w:pPr>
+        <w:pStyle w:val="Text A"/>
+      </w:pPr>
+      <w:r>
+        <w:rPr>
+          <w:rtl w:val="0"/>
+          <w:lang w:val="en-US"/>
+        </w:rPr>
+        <w:t>&lt;th&gt;Kategorie&lt;/th&gt;</w:t>
+      </w:r>
+    </w:p>
+    <w:p>
+      <w:pPr>
+        <w:pStyle w:val="Text A"/>
+      </w:pPr>
+      <w:r>
+        <w:rPr>
+          <w:rtl w:val="0"/>
+          <w:lang w:val="en-US"/>
+        </w:rPr>
+        <w:t>&lt;th&gt;Popis&lt;/th&gt;</w:t>
+      </w:r>
+    </w:p>
+    <w:p>
+      <w:pPr>
+        <w:pStyle w:val="Text A"/>
+      </w:pPr>
+      <w:r>
+        <w:rPr>
+          <w:rtl w:val="0"/>
+          <w:lang w:val="en-US"/>
+        </w:rPr>
+        <w:t>&lt;/tr&gt;</w:t>
+      </w:r>
+    </w:p>
+    <w:p>
+      <w:pPr>
+        <w:pStyle w:val="Text A"/>
+      </w:pPr>
+      <w:r>
+        <w:rPr>
+          <w:rtl w:val="0"/>
+          <w:lang w:val="en-US"/>
+        </w:rPr>
+        <w:t>&lt;tr&gt;</w:t>
+      </w:r>
+    </w:p>
+    <w:p>
+      <w:pPr>
+        <w:pStyle w:val="Text A"/>
+      </w:pPr>
+      <w:r>
+        <w:rPr>
+          <w:rtl w:val="0"/>
+          <w:lang w:val="fr-FR"/>
+        </w:rPr>
+        <w:t>&lt;td&gt;Pou</w:t>
+      </w:r>
+      <w:r>
+        <w:rPr>
+          <w:rtl w:val="0"/>
+          <w:lang w:val="en-US"/>
+        </w:rPr>
+        <w:t>ž</w:t>
+      </w:r>
+      <w:r>
+        <w:rPr>
+          <w:rtl w:val="0"/>
+          <w:lang w:val="en-US"/>
         </w:rPr>
         <w:t>it</w:t>
       </w:r>
       <w:r>
         <w:rPr>
           <w:rtl w:val="0"/>
-        </w:rPr>
-        <w:t>i</w:t>
-      </w:r>
-      <w:r>
-        <w:rPr>
-          <w:rtl w:val="0"/>
-        </w:rPr>
-        <w:t>}&lt;/em&gt;. {hlavn</w:t>
-      </w:r>
-      <w:r>
-        <w:rPr>
-          <w:rtl w:val="0"/>
-        </w:rPr>
-        <w:t>i</w:t>
-      </w:r>
-      <w:r>
-        <w:rPr>
-          <w:rtl w:val="0"/>
-        </w:rPr>
-        <w:t>_vlastnosti}.&lt;/p&gt;</w:t>
-      </w:r>
-    </w:p>
-    <w:p>
-      <w:pPr>
-        <w:pStyle w:val="Text"/>
+          <w:lang w:val="en-US"/>
+        </w:rPr>
+        <w:t>í</w:t>
+      </w:r>
+      <w:r>
+        <w:rPr>
+          <w:rtl w:val="0"/>
+          <w:lang w:val="en-US"/>
+        </w:rPr>
+        <w:t>&lt;/td&gt;</w:t>
+      </w:r>
+    </w:p>
+    <w:p>
+      <w:pPr>
+        <w:pStyle w:val="Text A"/>
+      </w:pPr>
+      <w:r>
+        <w:rPr>
+          <w:rtl w:val="0"/>
+          <w:lang w:val="en-US"/>
+        </w:rPr>
+        <w:t>&lt;td&gt;{doporucene</w:t>
+      </w:r>
+      <w:r>
+        <w:rPr>
+          <w:rtl w:val="0"/>
+          <w:lang w:val="fr-FR"/>
+        </w:rPr>
+        <w:t>_pou</w:t>
+      </w:r>
+      <w:r>
+        <w:rPr>
+          <w:rtl w:val="0"/>
+          <w:lang w:val="en-US"/>
+        </w:rPr>
+        <w:t>ziti_tabulka}&lt;/td&gt;</w:t>
+      </w:r>
+    </w:p>
+    <w:p>
+      <w:pPr>
+        <w:pStyle w:val="Text A"/>
+      </w:pPr>
+      <w:r>
+        <w:rPr>
+          <w:rtl w:val="0"/>
+          <w:lang w:val="en-US"/>
+        </w:rPr>
+        <w:t>&lt;/tr&gt;</w:t>
+      </w:r>
+    </w:p>
+    <w:p>
+      <w:pPr>
+        <w:pStyle w:val="Text A"/>
+      </w:pPr>
+      <w:r>
+        <w:rPr>
+          <w:rtl w:val="0"/>
+          <w:lang w:val="en-US"/>
+        </w:rPr>
+        <w:t>&lt;tr&gt;</w:t>
+      </w:r>
+    </w:p>
+    <w:p>
+      <w:pPr>
+        <w:pStyle w:val="Text A"/>
+      </w:pPr>
+      <w:r>
+        <w:rPr>
+          <w:rtl w:val="0"/>
+          <w:lang w:val="en-US"/>
+        </w:rPr>
+        <w:t>&lt;td&gt;V</w:t>
+      </w:r>
+      <w:r>
+        <w:rPr>
+          <w:rtl w:val="0"/>
+          <w:lang w:val="en-US"/>
+        </w:rPr>
+        <w:t>ý</w:t>
+      </w:r>
+      <w:r>
+        <w:rPr>
+          <w:rtl w:val="0"/>
+          <w:lang w:val="en-US"/>
+        </w:rPr>
+        <w:t>hody&lt;/td&gt;</w:t>
+      </w:r>
+    </w:p>
+    <w:p>
+      <w:pPr>
+        <w:pStyle w:val="Text A"/>
+      </w:pPr>
+      <w:r>
+        <w:rPr>
+          <w:rtl w:val="0"/>
+          <w:lang w:val="en-US"/>
+        </w:rPr>
+        <w:t>&lt;td&gt;{vyhody}&lt;/td&gt;</w:t>
+      </w:r>
+    </w:p>
+    <w:p>
+      <w:pPr>
+        <w:pStyle w:val="Text A"/>
+      </w:pPr>
+      <w:r>
+        <w:rPr>
+          <w:rtl w:val="0"/>
+          <w:lang w:val="en-US"/>
+        </w:rPr>
+        <w:t>&lt;/tr&gt;</w:t>
+      </w:r>
+    </w:p>
+    <w:p>
+      <w:pPr>
+        <w:pStyle w:val="Text A"/>
+      </w:pPr>
+      <w:r>
+        <w:rPr>
+          <w:rtl w:val="0"/>
+          <w:lang w:val="en-US"/>
+        </w:rPr>
+        <w:t>&lt;tr&gt;</w:t>
+      </w:r>
+    </w:p>
+    <w:p>
+      <w:pPr>
+        <w:pStyle w:val="Text A"/>
+      </w:pPr>
+      <w:r>
+        <w:rPr>
+          <w:rtl w:val="0"/>
+          <w:lang w:val="en-US"/>
+        </w:rPr>
+        <w:t>&lt;td&gt;Slabiny&lt;/td&gt;</w:t>
+      </w:r>
+    </w:p>
+    <w:p>
+      <w:pPr>
+        <w:pStyle w:val="Text A"/>
+      </w:pPr>
+      <w:r>
+        <w:rPr>
+          <w:rtl w:val="0"/>
+          <w:lang w:val="en-US"/>
+        </w:rPr>
+        <w:t>&lt;td&gt;{slabiny}&lt;/td&gt;</w:t>
+      </w:r>
+    </w:p>
+    <w:p>
+      <w:pPr>
+        <w:pStyle w:val="Text A"/>
+      </w:pPr>
+      <w:r>
+        <w:rPr>
+          <w:rtl w:val="0"/>
+          <w:lang w:val="en-US"/>
+        </w:rPr>
+        <w:t>&lt;/tr&gt;</w:t>
+      </w:r>
+    </w:p>
+    <w:p>
+      <w:pPr>
+        <w:pStyle w:val="Text A"/>
+      </w:pPr>
+      <w:r>
+        <w:rPr>
+          <w:rtl w:val="0"/>
+          <w:lang w:val="en-US"/>
+        </w:rPr>
+        <w:t>&lt;tr&gt;</w:t>
+      </w:r>
+    </w:p>
+    <w:p>
+      <w:pPr>
+        <w:pStyle w:val="Text A"/>
+      </w:pPr>
+      <w:r>
+        <w:rPr>
+          <w:rtl w:val="0"/>
+          <w:lang w:val="en-US"/>
+        </w:rPr>
+        <w:t>&lt;td&gt;Kombinace&lt;/td&gt;</w:t>
+      </w:r>
+    </w:p>
+    <w:p>
+      <w:pPr>
+        <w:pStyle w:val="Text A"/>
+      </w:pPr>
+      <w:r>
+        <w:rPr>
+          <w:rtl w:val="0"/>
+          <w:lang w:val="en-US"/>
+        </w:rPr>
+        <w:t>&lt;td&gt;{doporucene_kombinace}&lt;/td&gt;</w:t>
+      </w:r>
+    </w:p>
+    <w:p>
+      <w:pPr>
+        <w:pStyle w:val="Text A"/>
+      </w:pPr>
+      <w:r>
+        <w:rPr>
+          <w:rtl w:val="0"/>
+          <w:lang w:val="en-US"/>
+        </w:rPr>
+        <w:t>&lt;/tr&gt;</w:t>
+      </w:r>
+    </w:p>
+    <w:p>
+      <w:pPr>
+        <w:pStyle w:val="Text A"/>
+      </w:pPr>
+      <w:r>
+        <w:rPr>
+          <w:rtl w:val="0"/>
+          <w:lang w:val="en-US"/>
+        </w:rPr>
+        <w:t>&lt;tr&gt;</w:t>
+      </w:r>
+    </w:p>
+    <w:p>
+      <w:pPr>
+        <w:pStyle w:val="Text A"/>
+      </w:pPr>
+      <w:r>
+        <w:rPr>
+          <w:rtl w:val="0"/>
+          <w:lang w:val="en-US"/>
+        </w:rPr>
+        <w:t>&lt;td&gt;Tip&lt;/td&gt;</w:t>
+      </w:r>
+    </w:p>
+    <w:p>
+      <w:pPr>
+        <w:pStyle w:val="Text A"/>
+      </w:pPr>
+      <w:r>
+        <w:rPr>
+          <w:rtl w:val="0"/>
+          <w:lang w:val="en-US"/>
+        </w:rPr>
+        <w:t>&lt;td&gt;{prakticky_tip}&lt;/td&gt;</w:t>
+      </w:r>
+    </w:p>
+    <w:p>
+      <w:pPr>
+        <w:pStyle w:val="Text A"/>
+      </w:pPr>
+      <w:r>
+        <w:rPr>
+          <w:rtl w:val="0"/>
+          <w:lang w:val="en-US"/>
+        </w:rPr>
+        <w:t>&lt;/tr&gt;</w:t>
+      </w:r>
+    </w:p>
+    <w:p>
+      <w:pPr>
+        <w:pStyle w:val="Text A"/>
+      </w:pPr>
+      <w:r>
+        <w:rPr>
+          <w:rtl w:val="0"/>
+          <w:lang w:val="en-US"/>
+        </w:rPr>
+        <w:t>&lt;/tbody&gt;</w:t>
+      </w:r>
+    </w:p>
+    <w:p>
+      <w:pPr>
+        <w:pStyle w:val="Text A"/>
+      </w:pPr>
+      <w:r>
+        <w:rPr>
+          <w:rtl w:val="0"/>
+          <w:lang w:val="en-US"/>
+        </w:rPr>
+        <w:t>&lt;/table&gt;</w:t>
+      </w:r>
+    </w:p>
+    <w:p>
+      <w:pPr>
+        <w:pStyle w:val="Text A"/>
       </w:pPr>
       <w:r>
         <w:rPr>
@@ -1849,43 +2740,7 @@
     </w:p>
     <w:p>
       <w:pPr>
-        <w:pStyle w:val="Text"/>
-      </w:pPr>
-      <w:r>
-        <w:rPr>
-          <w:rtl w:val="0"/>
-        </w:rPr>
-        <w:t>&lt;img src="{obr</w:t>
-      </w:r>
-      <w:r>
-        <w:rPr>
-          <w:rtl w:val="0"/>
-        </w:rPr>
-        <w:t>a</w:t>
-      </w:r>
-      <w:r>
-        <w:rPr>
-          <w:rtl w:val="0"/>
-        </w:rPr>
-        <w:t>zek}" alt="{n</w:t>
-      </w:r>
-      <w:r>
-        <w:rPr>
-          <w:rtl w:val="0"/>
-        </w:rPr>
-        <w:t>a</w:t>
-      </w:r>
-      <w:r>
-        <w:rPr>
-          <w:rtl w:val="0"/>
-          <w:lang w:val="en-US"/>
-        </w:rPr>
-        <w:t>zev_produktu}" width="250" height="auto" /&gt;</w:t>
-      </w:r>
-    </w:p>
-    <w:p>
-      <w:pPr>
-        <w:pStyle w:val="Text"/>
+        <w:pStyle w:val="Text A"/>
       </w:pPr>
       <w:r>
         <w:rPr>
@@ -1897,24 +2752,38 @@
     </w:p>
     <w:p>
       <w:pPr>
-        <w:pStyle w:val="Text"/>
-      </w:pPr>
-    </w:p>
-    <w:p>
-      <w:pPr>
-        <w:pStyle w:val="Text"/>
-      </w:pPr>
-      <w:r>
-        <w:rPr>
-          <w:rtl w:val="0"/>
-          <w:lang w:val="en-US"/>
-        </w:rPr>
-        <w:t>&lt;!-- O PRODUKTU --&gt;</w:t>
-      </w:r>
-    </w:p>
-    <w:p>
-      <w:pPr>
-        <w:pStyle w:val="Text"/>
+        <w:pStyle w:val="Text A"/>
+      </w:pPr>
+    </w:p>
+    <w:p>
+      <w:pPr>
+        <w:pStyle w:val="Text A"/>
+      </w:pPr>
+      <w:r>
+        <w:rPr>
+          <w:rtl w:val="0"/>
+          <w:lang w:val="en-US"/>
+        </w:rPr>
+        <w:t>&lt;!-- OBSAH BALEN</w:t>
+      </w:r>
+      <w:r>
+        <w:rPr>
+          <w:rtl w:val="0"/>
+          <w:lang w:val="en-US"/>
+        </w:rPr>
+        <w:t xml:space="preserve">Í </w:t>
+      </w:r>
+      <w:r>
+        <w:rPr>
+          <w:rtl w:val="0"/>
+          <w:lang w:val="en-US"/>
+        </w:rPr>
+        <w:t>--&gt;</w:t>
+      </w:r>
+    </w:p>
+    <w:p>
+      <w:pPr>
+        <w:pStyle w:val="Text A"/>
       </w:pPr>
       <w:r>
         <w:rPr>
@@ -1926,65 +2795,293 @@
     </w:p>
     <w:p>
       <w:pPr>
-        <w:pStyle w:val="Text"/>
-      </w:pPr>
-      <w:r>
-        <w:rPr>
-          <w:rtl w:val="0"/>
-        </w:rPr>
-        <w:t>&lt;h2&gt;O produktu&lt;/h2&gt;</w:t>
-      </w:r>
-    </w:p>
-    <w:p>
-      <w:pPr>
-        <w:pStyle w:val="Text"/>
-      </w:pPr>
-      <w:r>
-        <w:rPr>
-          <w:rtl w:val="0"/>
-          <w:lang w:val="en-US"/>
-        </w:rPr>
-        <w:t>&lt;div class="text-block"&gt;</w:t>
-      </w:r>
-    </w:p>
-    <w:p>
-      <w:pPr>
-        <w:pStyle w:val="Text"/>
-      </w:pPr>
-      <w:r>
-        <w:rPr>
-          <w:rtl w:val="0"/>
-        </w:rPr>
-        <w:t>&lt;p&gt;{podrobn</w:t>
-      </w:r>
-      <w:r>
-        <w:rPr>
-          <w:rtl w:val="0"/>
-        </w:rPr>
-        <w:t>e</w:t>
-      </w:r>
-      <w:r>
-        <w:rPr>
-          <w:rtl w:val="0"/>
-        </w:rPr>
-        <w:t>j</w:t>
-      </w:r>
-      <w:r>
-        <w:rPr>
-          <w:rtl w:val="0"/>
-        </w:rPr>
-        <w:t>si</w:t>
-      </w:r>
-      <w:r>
-        <w:rPr>
-          <w:rtl w:val="0"/>
-        </w:rPr>
-        <w:t>_popis_produktu}&lt;/p&gt;</w:t>
-      </w:r>
-    </w:p>
-    <w:p>
-      <w:pPr>
-        <w:pStyle w:val="Text"/>
+        <w:pStyle w:val="Text A"/>
+      </w:pPr>
+      <w:r>
+        <w:rPr>
+          <w:rtl w:val="0"/>
+          <w:lang w:val="en-US"/>
+        </w:rPr>
+        <w:t>&lt;h2&gt;Obsah balen</w:t>
+      </w:r>
+      <w:r>
+        <w:rPr>
+          <w:rtl w:val="0"/>
+          <w:lang w:val="en-US"/>
+        </w:rPr>
+        <w:t>í</w:t>
+      </w:r>
+      <w:r>
+        <w:rPr>
+          <w:rtl w:val="0"/>
+          <w:lang w:val="en-US"/>
+        </w:rPr>
+        <w:t>&lt;/h2&gt;</w:t>
+      </w:r>
+    </w:p>
+    <w:p>
+      <w:pPr>
+        <w:pStyle w:val="Text A"/>
+      </w:pPr>
+      <w:r>
+        <w:rPr>
+          <w:rtl w:val="0"/>
+          <w:lang w:val="en-US"/>
+        </w:rPr>
+        <w:t>&lt;div class="card-table"&gt;</w:t>
+      </w:r>
+    </w:p>
+    <w:p>
+      <w:pPr>
+        <w:pStyle w:val="Text A"/>
+      </w:pPr>
+      <w:r>
+        <w:rPr>
+          <w:rtl w:val="0"/>
+          <w:lang w:val="en-US"/>
+        </w:rPr>
+        <w:t>&lt;table&gt;</w:t>
+      </w:r>
+    </w:p>
+    <w:p>
+      <w:pPr>
+        <w:pStyle w:val="Text A"/>
+      </w:pPr>
+      <w:r>
+        <w:rPr>
+          <w:rtl w:val="0"/>
+          <w:lang w:val="en-US"/>
+        </w:rPr>
+        <w:t>&lt;tbody&gt;</w:t>
+      </w:r>
+    </w:p>
+    <w:p>
+      <w:pPr>
+        <w:pStyle w:val="Text A"/>
+      </w:pPr>
+      <w:r>
+        <w:rPr>
+          <w:rtl w:val="0"/>
+          <w:lang w:val="en-US"/>
+        </w:rPr>
+        <w:t>&lt;tr&gt;</w:t>
+      </w:r>
+    </w:p>
+    <w:p>
+      <w:pPr>
+        <w:pStyle w:val="Text A"/>
+      </w:pPr>
+      <w:r>
+        <w:rPr>
+          <w:rtl w:val="0"/>
+          <w:lang w:val="en-US"/>
+        </w:rPr>
+        <w:t>&lt;th&gt;Kategorie&lt;/th&gt;</w:t>
+      </w:r>
+    </w:p>
+    <w:p>
+      <w:pPr>
+        <w:pStyle w:val="Text A"/>
+      </w:pPr>
+      <w:r>
+        <w:rPr>
+          <w:rtl w:val="0"/>
+          <w:lang w:val="en-US"/>
+        </w:rPr>
+        <w:t>&lt;th&gt;Obsah&lt;/th&gt;</w:t>
+      </w:r>
+    </w:p>
+    <w:p>
+      <w:pPr>
+        <w:pStyle w:val="Text A"/>
+      </w:pPr>
+      <w:r>
+        <w:rPr>
+          <w:rtl w:val="0"/>
+          <w:lang w:val="en-US"/>
+        </w:rPr>
+        <w:t>&lt;/tr&gt;</w:t>
+      </w:r>
+    </w:p>
+    <w:p>
+      <w:pPr>
+        <w:pStyle w:val="Text A"/>
+      </w:pPr>
+      <w:r>
+        <w:rPr>
+          <w:rtl w:val="0"/>
+          <w:lang w:val="en-US"/>
+        </w:rPr>
+        <w:t>&lt;tr&gt;</w:t>
+      </w:r>
+    </w:p>
+    <w:p>
+      <w:pPr>
+        <w:pStyle w:val="Text A"/>
+      </w:pPr>
+      <w:r>
+        <w:rPr>
+          <w:rtl w:val="0"/>
+          <w:lang w:val="en-US"/>
+        </w:rPr>
+        <w:t>&lt;td&gt;Produkt&lt;/td&gt;</w:t>
+      </w:r>
+    </w:p>
+    <w:p>
+      <w:pPr>
+        <w:pStyle w:val="Text A"/>
+      </w:pPr>
+      <w:r>
+        <w:rPr>
+          <w:rtl w:val="0"/>
+          <w:lang w:val="en-US"/>
+        </w:rPr>
+        <w:t>&lt;td&gt;{obsah_produktu}&lt;/td&gt;</w:t>
+      </w:r>
+    </w:p>
+    <w:p>
+      <w:pPr>
+        <w:pStyle w:val="Text A"/>
+      </w:pPr>
+      <w:r>
+        <w:rPr>
+          <w:rtl w:val="0"/>
+          <w:lang w:val="en-US"/>
+        </w:rPr>
+        <w:t>&lt;/tr&gt;</w:t>
+      </w:r>
+    </w:p>
+    <w:p>
+      <w:pPr>
+        <w:pStyle w:val="Text A"/>
+      </w:pPr>
+      <w:r>
+        <w:rPr>
+          <w:rtl w:val="0"/>
+          <w:lang w:val="en-US"/>
+        </w:rPr>
+        <w:t>&lt;tr&gt;</w:t>
+      </w:r>
+    </w:p>
+    <w:p>
+      <w:pPr>
+        <w:pStyle w:val="Text A"/>
+      </w:pPr>
+      <w:r>
+        <w:rPr>
+          <w:rtl w:val="0"/>
+          <w:lang w:val="en-US"/>
+        </w:rPr>
+        <w:t>&lt;td&gt;P</w:t>
+      </w:r>
+      <w:r>
+        <w:rPr>
+          <w:rtl w:val="0"/>
+          <w:lang w:val="en-US"/>
+        </w:rPr>
+        <w:t>ří</w:t>
+      </w:r>
+      <w:r>
+        <w:rPr>
+          <w:rtl w:val="0"/>
+          <w:lang w:val="da-DK"/>
+        </w:rPr>
+        <w:t>slu</w:t>
+      </w:r>
+      <w:r>
+        <w:rPr>
+          <w:rtl w:val="0"/>
+          <w:lang w:val="en-US"/>
+        </w:rPr>
+        <w:t>š</w:t>
+      </w:r>
+      <w:r>
+        <w:rPr>
+          <w:rtl w:val="0"/>
+          <w:lang w:val="en-US"/>
+        </w:rPr>
+        <w:t>enstv</w:t>
+      </w:r>
+      <w:r>
+        <w:rPr>
+          <w:rtl w:val="0"/>
+          <w:lang w:val="en-US"/>
+        </w:rPr>
+        <w:t>í</w:t>
+      </w:r>
+      <w:r>
+        <w:rPr>
+          <w:rtl w:val="0"/>
+          <w:lang w:val="en-US"/>
+        </w:rPr>
+        <w:t>&lt;/td&gt;</w:t>
+      </w:r>
+    </w:p>
+    <w:p>
+      <w:pPr>
+        <w:pStyle w:val="Text A"/>
+      </w:pPr>
+      <w:r>
+        <w:rPr>
+          <w:rtl w:val="0"/>
+          <w:lang w:val="en-US"/>
+        </w:rPr>
+        <w:t>&lt;td&gt;{doporucene_pri</w:t>
+      </w:r>
+      <w:r>
+        <w:rPr>
+          <w:rtl w:val="0"/>
+          <w:lang w:val="da-DK"/>
+        </w:rPr>
+        <w:t>slu</w:t>
+      </w:r>
+      <w:r>
+        <w:rPr>
+          <w:rtl w:val="0"/>
+          <w:lang w:val="en-US"/>
+        </w:rPr>
+        <w:t>senstvi}&lt;/td&gt;</w:t>
+      </w:r>
+    </w:p>
+    <w:p>
+      <w:pPr>
+        <w:pStyle w:val="Text A"/>
+      </w:pPr>
+      <w:r>
+        <w:rPr>
+          <w:rtl w:val="0"/>
+          <w:lang w:val="en-US"/>
+        </w:rPr>
+        <w:t>&lt;/tr&gt;</w:t>
+      </w:r>
+    </w:p>
+    <w:p>
+      <w:pPr>
+        <w:pStyle w:val="Text A"/>
+      </w:pPr>
+      <w:r>
+        <w:rPr>
+          <w:rtl w:val="0"/>
+          <w:lang w:val="en-US"/>
+        </w:rPr>
+        <w:t>&lt;/tbody&gt;</w:t>
+      </w:r>
+    </w:p>
+    <w:p>
+      <w:pPr>
+        <w:pStyle w:val="Text A"/>
+      </w:pPr>
+      <w:r>
+        <w:rPr>
+          <w:rtl w:val="0"/>
+          <w:lang w:val="en-US"/>
+        </w:rPr>
+        <w:t>&lt;/table&gt;</w:t>
+      </w:r>
+    </w:p>
+    <w:p>
+      <w:pPr>
+        <w:pStyle w:val="Text A"/>
       </w:pPr>
       <w:r>
         <w:rPr>
@@ -1996,7 +3093,7 @@
     </w:p>
     <w:p>
       <w:pPr>
-        <w:pStyle w:val="Text"/>
+        <w:pStyle w:val="Text A"/>
       </w:pPr>
       <w:r>
         <w:rPr>
@@ -2005,1205 +3102,6 @@
         </w:rPr>
         <w:t>&lt;/div&gt;</w:t>
       </w:r>
-    </w:p>
-    <w:p>
-      <w:pPr>
-        <w:pStyle w:val="Text"/>
-      </w:pPr>
-    </w:p>
-    <w:p>
-      <w:pPr>
-        <w:pStyle w:val="Text"/>
-      </w:pPr>
-      <w:r>
-        <w:rPr>
-          <w:rtl w:val="0"/>
-          <w:lang w:val="en-US"/>
-        </w:rPr>
-        <w:t>&lt;!-- ZA</w:t>
-      </w:r>
-      <w:r>
-        <w:rPr>
-          <w:rtl w:val="0"/>
-        </w:rPr>
-        <w:t>Ř</w:t>
-      </w:r>
-      <w:r>
-        <w:rPr>
-          <w:rtl w:val="0"/>
-          <w:lang w:val="de-DE"/>
-        </w:rPr>
-        <w:t>AZEN</w:t>
-      </w:r>
-      <w:r>
-        <w:rPr>
-          <w:rtl w:val="0"/>
-        </w:rPr>
-        <w:t xml:space="preserve">Í </w:t>
-      </w:r>
-      <w:r>
-        <w:rPr>
-          <w:rtl w:val="0"/>
-          <w:lang w:val="en-US"/>
-        </w:rPr>
-        <w:t>--&gt;</w:t>
-      </w:r>
-    </w:p>
-    <w:p>
-      <w:pPr>
-        <w:pStyle w:val="Text"/>
-      </w:pPr>
-      <w:r>
-        <w:rPr>
-          <w:rtl w:val="0"/>
-          <w:lang w:val="en-US"/>
-        </w:rPr>
-        <w:t>&lt;div class="section"&gt;</w:t>
-      </w:r>
-    </w:p>
-    <w:p>
-      <w:pPr>
-        <w:pStyle w:val="Text"/>
-      </w:pPr>
-      <w:r>
-        <w:rPr>
-          <w:rtl w:val="0"/>
-        </w:rPr>
-        <w:t>&lt;h2&gt;Kam pat</w:t>
-      </w:r>
-      <w:r>
-        <w:rPr>
-          <w:rtl w:val="0"/>
-        </w:rPr>
-        <w:t>ří</w:t>
-      </w:r>
-      <w:r>
-        <w:rPr>
-          <w:rtl w:val="0"/>
-          <w:lang w:val="zh-TW" w:eastAsia="zh-TW"/>
-        </w:rPr>
-        <w:t>?&lt;/h2&gt;</w:t>
-      </w:r>
-    </w:p>
-    <w:p>
-      <w:pPr>
-        <w:pStyle w:val="Text"/>
-      </w:pPr>
-      <w:r>
-        <w:rPr>
-          <w:rtl w:val="0"/>
-          <w:lang w:val="en-US"/>
-        </w:rPr>
-        <w:t>&lt;div class="text-block"&gt;</w:t>
-      </w:r>
-    </w:p>
-    <w:p>
-      <w:pPr>
-        <w:pStyle w:val="Text"/>
-      </w:pPr>
-      <w:r>
-        <w:rPr>
-          <w:rtl w:val="0"/>
-        </w:rPr>
-        <w:t>&lt;p&gt;{za</w:t>
-      </w:r>
-      <w:r>
-        <w:rPr>
-          <w:rtl w:val="0"/>
-        </w:rPr>
-        <w:t>r</w:t>
-      </w:r>
-      <w:r>
-        <w:rPr>
-          <w:rtl w:val="0"/>
-        </w:rPr>
-        <w:t>azen</w:t>
-      </w:r>
-      <w:r>
-        <w:rPr>
-          <w:rtl w:val="0"/>
-        </w:rPr>
-        <w:t>i</w:t>
-      </w:r>
-      <w:r>
-        <w:rPr>
-          <w:rtl w:val="0"/>
-          <w:lang w:val="de-DE"/>
-        </w:rPr>
-        <w:t>_produktu_a_</w:t>
-      </w:r>
-      <w:r>
-        <w:rPr>
-          <w:rtl w:val="0"/>
-        </w:rPr>
-        <w:t>r</w:t>
-      </w:r>
-      <w:r>
-        <w:rPr>
-          <w:rtl w:val="0"/>
-          <w:lang w:val="en-US"/>
-        </w:rPr>
-        <w:t>ada}&lt;/p&gt;</w:t>
-      </w:r>
-    </w:p>
-    <w:p>
-      <w:pPr>
-        <w:pStyle w:val="Text"/>
-      </w:pPr>
-      <w:r>
-        <w:rPr>
-          <w:rtl w:val="0"/>
-          <w:lang w:val="en-US"/>
-        </w:rPr>
-        <w:t>&lt;/div&gt;</w:t>
-      </w:r>
-    </w:p>
-    <w:p>
-      <w:pPr>
-        <w:pStyle w:val="Text"/>
-      </w:pPr>
-      <w:r>
-        <w:rPr>
-          <w:rtl w:val="0"/>
-          <w:lang w:val="en-US"/>
-        </w:rPr>
-        <w:t>&lt;/div&gt;</w:t>
-      </w:r>
-    </w:p>
-    <w:p>
-      <w:pPr>
-        <w:pStyle w:val="Text"/>
-      </w:pPr>
-    </w:p>
-    <w:p>
-      <w:pPr>
-        <w:pStyle w:val="Text"/>
-      </w:pPr>
-      <w:r>
-        <w:rPr>
-          <w:rtl w:val="0"/>
-          <w:lang w:val="en-US"/>
-        </w:rPr>
-        <w:t>&lt;!-- VLASTNOSTI --&gt;</w:t>
-      </w:r>
-    </w:p>
-    <w:p>
-      <w:pPr>
-        <w:pStyle w:val="Text"/>
-      </w:pPr>
-      <w:r>
-        <w:rPr>
-          <w:rtl w:val="0"/>
-          <w:lang w:val="en-US"/>
-        </w:rPr>
-        <w:t>&lt;div class="section"&gt;</w:t>
-      </w:r>
-    </w:p>
-    <w:p>
-      <w:pPr>
-        <w:pStyle w:val="Text"/>
-      </w:pPr>
-      <w:r>
-        <w:rPr>
-          <w:rtl w:val="0"/>
-        </w:rPr>
-        <w:t>&lt;h2&gt;Vlastnosti&lt;/h2&gt;</w:t>
-      </w:r>
-    </w:p>
-    <w:p>
-      <w:pPr>
-        <w:pStyle w:val="Text"/>
-      </w:pPr>
-      <w:r>
-        <w:rPr>
-          <w:rtl w:val="0"/>
-        </w:rPr>
-        <w:t>&lt;ul&gt;</w:t>
-      </w:r>
-    </w:p>
-    <w:p>
-      <w:pPr>
-        <w:pStyle w:val="Text"/>
-      </w:pPr>
-      <w:r>
-        <w:rPr>
-          <w:rtl w:val="0"/>
-        </w:rPr>
-        <w:t>&lt;li&gt;{vlastnost_1}&lt;/li&gt;</w:t>
-      </w:r>
-    </w:p>
-    <w:p>
-      <w:pPr>
-        <w:pStyle w:val="Text"/>
-      </w:pPr>
-      <w:r>
-        <w:rPr>
-          <w:rtl w:val="0"/>
-        </w:rPr>
-        <w:t>&lt;li&gt;{vlastnost_2}&lt;/li&gt;</w:t>
-      </w:r>
-    </w:p>
-    <w:p>
-      <w:pPr>
-        <w:pStyle w:val="Text"/>
-      </w:pPr>
-      <w:r>
-        <w:rPr>
-          <w:rtl w:val="0"/>
-        </w:rPr>
-        <w:t>&lt;li&gt;{vlastnost_3}&lt;/li&gt;</w:t>
-      </w:r>
-    </w:p>
-    <w:p>
-      <w:pPr>
-        <w:pStyle w:val="Text"/>
-      </w:pPr>
-      <w:r>
-        <w:rPr>
-          <w:rtl w:val="0"/>
-        </w:rPr>
-        <w:t>&lt;/ul&gt;</w:t>
-      </w:r>
-    </w:p>
-    <w:p>
-      <w:pPr>
-        <w:pStyle w:val="Text"/>
-      </w:pPr>
-      <w:r>
-        <w:rPr>
-          <w:rtl w:val="0"/>
-          <w:lang w:val="en-US"/>
-        </w:rPr>
-        <w:t>&lt;/div&gt;</w:t>
-      </w:r>
-    </w:p>
-    <w:p>
-      <w:pPr>
-        <w:pStyle w:val="Text"/>
-      </w:pPr>
-    </w:p>
-    <w:p>
-      <w:pPr>
-        <w:pStyle w:val="Text"/>
-      </w:pPr>
-      <w:r>
-        <w:rPr>
-          <w:rtl w:val="0"/>
-          <w:lang w:val="en-US"/>
-        </w:rPr>
-        <w:t>&lt;!-- TIPY A TRIKY --&gt;</w:t>
-      </w:r>
-    </w:p>
-    <w:p>
-      <w:pPr>
-        <w:pStyle w:val="Text"/>
-      </w:pPr>
-      <w:r>
-        <w:rPr>
-          <w:rtl w:val="0"/>
-          <w:lang w:val="en-US"/>
-        </w:rPr>
-        <w:t>&lt;div class="section"&gt;</w:t>
-      </w:r>
-    </w:p>
-    <w:p>
-      <w:pPr>
-        <w:pStyle w:val="Text"/>
-      </w:pPr>
-      <w:r>
-        <w:rPr>
-          <w:rtl w:val="0"/>
-        </w:rPr>
-        <w:t>&lt;h2&gt;Tipy a triky&lt;/h2&gt;</w:t>
-      </w:r>
-    </w:p>
-    <w:p>
-      <w:pPr>
-        <w:pStyle w:val="Text"/>
-      </w:pPr>
-      <w:r>
-        <w:rPr>
-          <w:rtl w:val="0"/>
-          <w:lang w:val="en-US"/>
-        </w:rPr>
-        <w:t>&lt;div class="card-table"&gt;</w:t>
-      </w:r>
-    </w:p>
-    <w:p>
-      <w:pPr>
-        <w:pStyle w:val="Text"/>
-      </w:pPr>
-      <w:r>
-        <w:rPr>
-          <w:rtl w:val="0"/>
-          <w:lang w:val="en-US"/>
-        </w:rPr>
-        <w:t>&lt;table&gt;</w:t>
-      </w:r>
-    </w:p>
-    <w:p>
-      <w:pPr>
-        <w:pStyle w:val="Text"/>
-      </w:pPr>
-      <w:r>
-        <w:rPr>
-          <w:rtl w:val="0"/>
-          <w:lang w:val="en-US"/>
-        </w:rPr>
-        <w:t>&lt;tbody&gt;</w:t>
-      </w:r>
-    </w:p>
-    <w:p>
-      <w:pPr>
-        <w:pStyle w:val="Text"/>
-      </w:pPr>
-      <w:r>
-        <w:rPr>
-          <w:rtl w:val="0"/>
-        </w:rPr>
-        <w:t>&lt;tr&gt;</w:t>
-      </w:r>
-    </w:p>
-    <w:p>
-      <w:pPr>
-        <w:pStyle w:val="Text"/>
-      </w:pPr>
-      <w:r>
-        <w:rPr>
-          <w:rtl w:val="0"/>
-          <w:lang w:val="en-US"/>
-        </w:rPr>
-        <w:t>&lt;th&gt;Kategorie&lt;/th&gt;</w:t>
-      </w:r>
-    </w:p>
-    <w:p>
-      <w:pPr>
-        <w:pStyle w:val="Text"/>
-      </w:pPr>
-      <w:r>
-        <w:rPr>
-          <w:rtl w:val="0"/>
-          <w:lang w:val="en-US"/>
-        </w:rPr>
-        <w:t>&lt;th&gt;Popis&lt;/th&gt;</w:t>
-      </w:r>
-    </w:p>
-    <w:p>
-      <w:pPr>
-        <w:pStyle w:val="Text"/>
-      </w:pPr>
-      <w:r>
-        <w:rPr>
-          <w:rtl w:val="0"/>
-          <w:lang w:val="en-US"/>
-        </w:rPr>
-        <w:t>&lt;/tr&gt;</w:t>
-      </w:r>
-    </w:p>
-    <w:p>
-      <w:pPr>
-        <w:pStyle w:val="Text"/>
-      </w:pPr>
-      <w:r>
-        <w:rPr>
-          <w:rtl w:val="0"/>
-        </w:rPr>
-        <w:t>&lt;tr&gt;</w:t>
-      </w:r>
-    </w:p>
-    <w:p>
-      <w:pPr>
-        <w:pStyle w:val="Text"/>
-      </w:pPr>
-      <w:r>
-        <w:rPr>
-          <w:rtl w:val="0"/>
-          <w:lang w:val="fr-FR"/>
-        </w:rPr>
-        <w:t>&lt;td&gt;Pou</w:t>
-      </w:r>
-      <w:r>
-        <w:rPr>
-          <w:rtl w:val="0"/>
-        </w:rPr>
-        <w:t>ž</w:t>
-      </w:r>
-      <w:r>
-        <w:rPr>
-          <w:rtl w:val="0"/>
-        </w:rPr>
-        <w:t>it</w:t>
-      </w:r>
-      <w:r>
-        <w:rPr>
-          <w:rtl w:val="0"/>
-        </w:rPr>
-        <w:t>í</w:t>
-      </w:r>
-      <w:r>
-        <w:rPr>
-          <w:rtl w:val="0"/>
-          <w:lang w:val="en-US"/>
-        </w:rPr>
-        <w:t>&lt;/td&gt;</w:t>
-      </w:r>
-    </w:p>
-    <w:p>
-      <w:pPr>
-        <w:pStyle w:val="Text"/>
-      </w:pPr>
-      <w:r>
-        <w:rPr>
-          <w:rtl w:val="0"/>
-        </w:rPr>
-        <w:t>&lt;td&gt;{doporu</w:t>
-      </w:r>
-      <w:r>
-        <w:rPr>
-          <w:rtl w:val="0"/>
-        </w:rPr>
-        <w:t>c</w:t>
-      </w:r>
-      <w:r>
-        <w:rPr>
-          <w:rtl w:val="0"/>
-        </w:rPr>
-        <w:t>en</w:t>
-      </w:r>
-      <w:r>
-        <w:rPr>
-          <w:rtl w:val="0"/>
-        </w:rPr>
-        <w:t>e</w:t>
-      </w:r>
-      <w:r>
-        <w:rPr>
-          <w:rtl w:val="0"/>
-          <w:lang w:val="fr-FR"/>
-        </w:rPr>
-        <w:t>_pou</w:t>
-      </w:r>
-      <w:r>
-        <w:rPr>
-          <w:rtl w:val="0"/>
-        </w:rPr>
-        <w:t>z</w:t>
-      </w:r>
-      <w:r>
-        <w:rPr>
-          <w:rtl w:val="0"/>
-        </w:rPr>
-        <w:t>it</w:t>
-      </w:r>
-      <w:r>
-        <w:rPr>
-          <w:rtl w:val="0"/>
-        </w:rPr>
-        <w:t>i</w:t>
-      </w:r>
-      <w:r>
-        <w:rPr>
-          <w:rtl w:val="0"/>
-        </w:rPr>
-        <w:t>_tabulka}&lt;/td&gt;</w:t>
-      </w:r>
-    </w:p>
-    <w:p>
-      <w:pPr>
-        <w:pStyle w:val="Text"/>
-      </w:pPr>
-      <w:r>
-        <w:rPr>
-          <w:rtl w:val="0"/>
-          <w:lang w:val="en-US"/>
-        </w:rPr>
-        <w:t>&lt;/tr&gt;</w:t>
-      </w:r>
-    </w:p>
-    <w:p>
-      <w:pPr>
-        <w:pStyle w:val="Text"/>
-      </w:pPr>
-      <w:r>
-        <w:rPr>
-          <w:rtl w:val="0"/>
-        </w:rPr>
-        <w:t>&lt;tr&gt;</w:t>
-      </w:r>
-    </w:p>
-    <w:p>
-      <w:pPr>
-        <w:pStyle w:val="Text"/>
-      </w:pPr>
-      <w:r>
-        <w:rPr>
-          <w:rtl w:val="0"/>
-        </w:rPr>
-        <w:t>&lt;td&gt;V</w:t>
-      </w:r>
-      <w:r>
-        <w:rPr>
-          <w:rtl w:val="0"/>
-        </w:rPr>
-        <w:t>ý</w:t>
-      </w:r>
-      <w:r>
-        <w:rPr>
-          <w:rtl w:val="0"/>
-          <w:lang w:val="en-US"/>
-        </w:rPr>
-        <w:t>hody&lt;/td&gt;</w:t>
-      </w:r>
-    </w:p>
-    <w:p>
-      <w:pPr>
-        <w:pStyle w:val="Text"/>
-      </w:pPr>
-      <w:r>
-        <w:rPr>
-          <w:rtl w:val="0"/>
-        </w:rPr>
-        <w:t>&lt;td&gt;{v</w:t>
-      </w:r>
-      <w:r>
-        <w:rPr>
-          <w:rtl w:val="0"/>
-        </w:rPr>
-        <w:t>y</w:t>
-      </w:r>
-      <w:r>
-        <w:rPr>
-          <w:rtl w:val="0"/>
-          <w:lang w:val="en-US"/>
-        </w:rPr>
-        <w:t>hody}&lt;/td&gt;</w:t>
-      </w:r>
-    </w:p>
-    <w:p>
-      <w:pPr>
-        <w:pStyle w:val="Text"/>
-      </w:pPr>
-      <w:r>
-        <w:rPr>
-          <w:rtl w:val="0"/>
-          <w:lang w:val="en-US"/>
-        </w:rPr>
-        <w:t>&lt;/tr&gt;</w:t>
-      </w:r>
-    </w:p>
-    <w:p>
-      <w:pPr>
-        <w:pStyle w:val="Text"/>
-      </w:pPr>
-      <w:r>
-        <w:rPr>
-          <w:rtl w:val="0"/>
-        </w:rPr>
-        <w:t>&lt;tr&gt;</w:t>
-      </w:r>
-    </w:p>
-    <w:p>
-      <w:pPr>
-        <w:pStyle w:val="Text"/>
-      </w:pPr>
-      <w:r>
-        <w:rPr>
-          <w:rtl w:val="0"/>
-          <w:lang w:val="en-US"/>
-        </w:rPr>
-        <w:t>&lt;td&gt;Slabiny&lt;/td&gt;</w:t>
-      </w:r>
-    </w:p>
-    <w:p>
-      <w:pPr>
-        <w:pStyle w:val="Text"/>
-      </w:pPr>
-      <w:r>
-        <w:rPr>
-          <w:rtl w:val="0"/>
-        </w:rPr>
-        <w:t>&lt;td&gt;{slabiny}&lt;/td&gt;</w:t>
-      </w:r>
-    </w:p>
-    <w:p>
-      <w:pPr>
-        <w:pStyle w:val="Text"/>
-      </w:pPr>
-      <w:r>
-        <w:rPr>
-          <w:rtl w:val="0"/>
-          <w:lang w:val="en-US"/>
-        </w:rPr>
-        <w:t>&lt;/tr&gt;</w:t>
-      </w:r>
-    </w:p>
-    <w:p>
-      <w:pPr>
-        <w:pStyle w:val="Text"/>
-      </w:pPr>
-      <w:r>
-        <w:rPr>
-          <w:rtl w:val="0"/>
-        </w:rPr>
-        <w:t>&lt;tr&gt;</w:t>
-      </w:r>
-    </w:p>
-    <w:p>
-      <w:pPr>
-        <w:pStyle w:val="Text"/>
-      </w:pPr>
-      <w:r>
-        <w:rPr>
-          <w:rtl w:val="0"/>
-        </w:rPr>
-        <w:t>&lt;td&gt;Kombinace&lt;/td&gt;</w:t>
-      </w:r>
-    </w:p>
-    <w:p>
-      <w:pPr>
-        <w:pStyle w:val="Text"/>
-      </w:pPr>
-      <w:r>
-        <w:rPr>
-          <w:rtl w:val="0"/>
-        </w:rPr>
-        <w:t>&lt;td&gt;{doporu</w:t>
-      </w:r>
-      <w:r>
-        <w:rPr>
-          <w:rtl w:val="0"/>
-        </w:rPr>
-        <w:t>c</w:t>
-      </w:r>
-      <w:r>
-        <w:rPr>
-          <w:rtl w:val="0"/>
-        </w:rPr>
-        <w:t>en</w:t>
-      </w:r>
-      <w:r>
-        <w:rPr>
-          <w:rtl w:val="0"/>
-        </w:rPr>
-        <w:t>e</w:t>
-      </w:r>
-      <w:r>
-        <w:rPr>
-          <w:rtl w:val="0"/>
-        </w:rPr>
-        <w:t>_kombinace}&lt;/td&gt;</w:t>
-      </w:r>
-    </w:p>
-    <w:p>
-      <w:pPr>
-        <w:pStyle w:val="Text"/>
-      </w:pPr>
-      <w:r>
-        <w:rPr>
-          <w:rtl w:val="0"/>
-          <w:lang w:val="en-US"/>
-        </w:rPr>
-        <w:t>&lt;/tr&gt;</w:t>
-      </w:r>
-    </w:p>
-    <w:p>
-      <w:pPr>
-        <w:pStyle w:val="Text"/>
-      </w:pPr>
-      <w:r>
-        <w:rPr>
-          <w:rtl w:val="0"/>
-        </w:rPr>
-        <w:t>&lt;tr&gt;</w:t>
-      </w:r>
-    </w:p>
-    <w:p>
-      <w:pPr>
-        <w:pStyle w:val="Text"/>
-      </w:pPr>
-      <w:r>
-        <w:rPr>
-          <w:rtl w:val="0"/>
-          <w:lang w:val="en-US"/>
-        </w:rPr>
-        <w:t>&lt;td&gt;Tip&lt;/td&gt;</w:t>
-      </w:r>
-    </w:p>
-    <w:p>
-      <w:pPr>
-        <w:pStyle w:val="Text"/>
-      </w:pPr>
-      <w:r>
-        <w:rPr>
-          <w:rtl w:val="0"/>
-        </w:rPr>
-        <w:t>&lt;td&gt;{praktick</w:t>
-      </w:r>
-      <w:r>
-        <w:rPr>
-          <w:rtl w:val="0"/>
-        </w:rPr>
-        <w:t>y</w:t>
-      </w:r>
-      <w:r>
-        <w:rPr>
-          <w:rtl w:val="0"/>
-          <w:lang w:val="en-US"/>
-        </w:rPr>
-        <w:t>_tip}&lt;/td&gt;</w:t>
-      </w:r>
-    </w:p>
-    <w:p>
-      <w:pPr>
-        <w:pStyle w:val="Text"/>
-      </w:pPr>
-      <w:r>
-        <w:rPr>
-          <w:rtl w:val="0"/>
-          <w:lang w:val="en-US"/>
-        </w:rPr>
-        <w:t>&lt;/tr&gt;</w:t>
-      </w:r>
-    </w:p>
-    <w:p>
-      <w:pPr>
-        <w:pStyle w:val="Text"/>
-      </w:pPr>
-      <w:r>
-        <w:rPr>
-          <w:rtl w:val="0"/>
-          <w:lang w:val="en-US"/>
-        </w:rPr>
-        <w:t>&lt;/tbody&gt;</w:t>
-      </w:r>
-    </w:p>
-    <w:p>
-      <w:pPr>
-        <w:pStyle w:val="Text"/>
-      </w:pPr>
-      <w:r>
-        <w:rPr>
-          <w:rtl w:val="0"/>
-          <w:lang w:val="en-US"/>
-        </w:rPr>
-        <w:t>&lt;/table&gt;</w:t>
-      </w:r>
-    </w:p>
-    <w:p>
-      <w:pPr>
-        <w:pStyle w:val="Text"/>
-      </w:pPr>
-      <w:r>
-        <w:rPr>
-          <w:rtl w:val="0"/>
-          <w:lang w:val="en-US"/>
-        </w:rPr>
-        <w:t>&lt;/div&gt;</w:t>
-      </w:r>
-    </w:p>
-    <w:p>
-      <w:pPr>
-        <w:pStyle w:val="Text"/>
-      </w:pPr>
-      <w:r>
-        <w:rPr>
-          <w:rtl w:val="0"/>
-          <w:lang w:val="en-US"/>
-        </w:rPr>
-        <w:t>&lt;/div&gt;</w:t>
-      </w:r>
-    </w:p>
-    <w:p>
-      <w:pPr>
-        <w:pStyle w:val="Text"/>
-      </w:pPr>
-    </w:p>
-    <w:p>
-      <w:pPr>
-        <w:pStyle w:val="Text"/>
-      </w:pPr>
-      <w:r>
-        <w:rPr>
-          <w:rtl w:val="0"/>
-          <w:lang w:val="en-US"/>
-        </w:rPr>
-        <w:t>&lt;!-- OBSAH BALEN</w:t>
-      </w:r>
-      <w:r>
-        <w:rPr>
-          <w:rtl w:val="0"/>
-        </w:rPr>
-        <w:t xml:space="preserve">Í </w:t>
-      </w:r>
-      <w:r>
-        <w:rPr>
-          <w:rtl w:val="0"/>
-          <w:lang w:val="en-US"/>
-        </w:rPr>
-        <w:t>--&gt;</w:t>
-      </w:r>
-    </w:p>
-    <w:p>
-      <w:pPr>
-        <w:pStyle w:val="Text"/>
-      </w:pPr>
-      <w:r>
-        <w:rPr>
-          <w:rtl w:val="0"/>
-          <w:lang w:val="en-US"/>
-        </w:rPr>
-        <w:t>&lt;div class="section"&gt;</w:t>
-      </w:r>
-    </w:p>
-    <w:p>
-      <w:pPr>
-        <w:pStyle w:val="Text"/>
-      </w:pPr>
-      <w:r>
-        <w:rPr>
-          <w:rtl w:val="0"/>
-        </w:rPr>
-        <w:t>&lt;h2&gt;Obsah balen</w:t>
-      </w:r>
-      <w:r>
-        <w:rPr>
-          <w:rtl w:val="0"/>
-        </w:rPr>
-        <w:t>í</w:t>
-      </w:r>
-      <w:r>
-        <w:rPr>
-          <w:rtl w:val="0"/>
-        </w:rPr>
-        <w:t>&lt;/h2&gt;</w:t>
-      </w:r>
-    </w:p>
-    <w:p>
-      <w:pPr>
-        <w:pStyle w:val="Text"/>
-      </w:pPr>
-      <w:r>
-        <w:rPr>
-          <w:rtl w:val="0"/>
-          <w:lang w:val="en-US"/>
-        </w:rPr>
-        <w:t>&lt;div class="card-table"&gt;</w:t>
-      </w:r>
-    </w:p>
-    <w:p>
-      <w:pPr>
-        <w:pStyle w:val="Text"/>
-      </w:pPr>
-      <w:r>
-        <w:rPr>
-          <w:rtl w:val="0"/>
-          <w:lang w:val="en-US"/>
-        </w:rPr>
-        <w:t>&lt;table&gt;</w:t>
-      </w:r>
-    </w:p>
-    <w:p>
-      <w:pPr>
-        <w:pStyle w:val="Text"/>
-      </w:pPr>
-      <w:r>
-        <w:rPr>
-          <w:rtl w:val="0"/>
-          <w:lang w:val="en-US"/>
-        </w:rPr>
-        <w:t>&lt;tbody&gt;</w:t>
-      </w:r>
-    </w:p>
-    <w:p>
-      <w:pPr>
-        <w:pStyle w:val="Text"/>
-      </w:pPr>
-      <w:r>
-        <w:rPr>
-          <w:rtl w:val="0"/>
-        </w:rPr>
-        <w:t>&lt;tr&gt;</w:t>
-      </w:r>
-    </w:p>
-    <w:p>
-      <w:pPr>
-        <w:pStyle w:val="Text"/>
-      </w:pPr>
-      <w:r>
-        <w:rPr>
-          <w:rtl w:val="0"/>
-          <w:lang w:val="en-US"/>
-        </w:rPr>
-        <w:t>&lt;th&gt;Kategorie&lt;/th&gt;</w:t>
-      </w:r>
-    </w:p>
-    <w:p>
-      <w:pPr>
-        <w:pStyle w:val="Text"/>
-      </w:pPr>
-      <w:r>
-        <w:rPr>
-          <w:rtl w:val="0"/>
-          <w:lang w:val="en-US"/>
-        </w:rPr>
-        <w:t>&lt;th&gt;Obsah&lt;/th&gt;</w:t>
-      </w:r>
-    </w:p>
-    <w:p>
-      <w:pPr>
-        <w:pStyle w:val="Text"/>
-      </w:pPr>
-      <w:r>
-        <w:rPr>
-          <w:rtl w:val="0"/>
-          <w:lang w:val="en-US"/>
-        </w:rPr>
-        <w:t>&lt;/tr&gt;</w:t>
-      </w:r>
-    </w:p>
-    <w:p>
-      <w:pPr>
-        <w:pStyle w:val="Text"/>
-      </w:pPr>
-      <w:r>
-        <w:rPr>
-          <w:rtl w:val="0"/>
-        </w:rPr>
-        <w:t>&lt;tr&gt;</w:t>
-      </w:r>
-    </w:p>
-    <w:p>
-      <w:pPr>
-        <w:pStyle w:val="Text"/>
-      </w:pPr>
-      <w:r>
-        <w:rPr>
-          <w:rtl w:val="0"/>
-        </w:rPr>
-        <w:t>&lt;td&gt;Produkt&lt;/td&gt;</w:t>
-      </w:r>
-    </w:p>
-    <w:p>
-      <w:pPr>
-        <w:pStyle w:val="Text"/>
-      </w:pPr>
-      <w:r>
-        <w:rPr>
-          <w:rtl w:val="0"/>
-        </w:rPr>
-        <w:t>&lt;td&gt;{obsah_produktu}&lt;/td&gt;</w:t>
-      </w:r>
-    </w:p>
-    <w:p>
-      <w:pPr>
-        <w:pStyle w:val="Text"/>
-      </w:pPr>
-      <w:r>
-        <w:rPr>
-          <w:rtl w:val="0"/>
-          <w:lang w:val="en-US"/>
-        </w:rPr>
-        <w:t>&lt;/tr&gt;</w:t>
-      </w:r>
-    </w:p>
-    <w:p>
-      <w:pPr>
-        <w:pStyle w:val="Text"/>
-      </w:pPr>
-      <w:r>
-        <w:rPr>
-          <w:rtl w:val="0"/>
-        </w:rPr>
-        <w:t>&lt;tr&gt;</w:t>
-      </w:r>
-    </w:p>
-    <w:p>
-      <w:pPr>
-        <w:pStyle w:val="Text"/>
-      </w:pPr>
-      <w:r>
-        <w:rPr>
-          <w:rtl w:val="0"/>
-        </w:rPr>
-        <w:t>&lt;td&gt;P</w:t>
-      </w:r>
-      <w:r>
-        <w:rPr>
-          <w:rtl w:val="0"/>
-        </w:rPr>
-        <w:t>ří</w:t>
-      </w:r>
-      <w:r>
-        <w:rPr>
-          <w:rtl w:val="0"/>
-          <w:lang w:val="da-DK"/>
-        </w:rPr>
-        <w:t>slu</w:t>
-      </w:r>
-      <w:r>
-        <w:rPr>
-          <w:rtl w:val="0"/>
-        </w:rPr>
-        <w:t>š</w:t>
-      </w:r>
-      <w:r>
-        <w:rPr>
-          <w:rtl w:val="0"/>
-        </w:rPr>
-        <w:t>enstv</w:t>
-      </w:r>
-      <w:r>
-        <w:rPr>
-          <w:rtl w:val="0"/>
-        </w:rPr>
-        <w:t>í</w:t>
-      </w:r>
-      <w:r>
-        <w:rPr>
-          <w:rtl w:val="0"/>
-          <w:lang w:val="en-US"/>
-        </w:rPr>
-        <w:t>&lt;/td&gt;</w:t>
-      </w:r>
-    </w:p>
-    <w:p>
-      <w:pPr>
-        <w:pStyle w:val="Text"/>
-      </w:pPr>
-      <w:r>
-        <w:rPr>
-          <w:rtl w:val="0"/>
-        </w:rPr>
-        <w:t>&lt;td&gt;{doporu</w:t>
-      </w:r>
-      <w:r>
-        <w:rPr>
-          <w:rtl w:val="0"/>
-        </w:rPr>
-        <w:t>c</w:t>
-      </w:r>
-      <w:r>
-        <w:rPr>
-          <w:rtl w:val="0"/>
-        </w:rPr>
-        <w:t>en</w:t>
-      </w:r>
-      <w:r>
-        <w:rPr>
-          <w:rtl w:val="0"/>
-        </w:rPr>
-        <w:t>e</w:t>
-      </w:r>
-      <w:r>
-        <w:rPr>
-          <w:rtl w:val="0"/>
-          <w:lang w:val="en-US"/>
-        </w:rPr>
-        <w:t>_p</w:t>
-      </w:r>
-      <w:r>
-        <w:rPr>
-          <w:rtl w:val="0"/>
-        </w:rPr>
-        <w:t>ri</w:t>
-      </w:r>
-      <w:r>
-        <w:rPr>
-          <w:rtl w:val="0"/>
-          <w:lang w:val="da-DK"/>
-        </w:rPr>
-        <w:t>slu</w:t>
-      </w:r>
-      <w:r>
-        <w:rPr>
-          <w:rtl w:val="0"/>
-        </w:rPr>
-        <w:t>s</w:t>
-      </w:r>
-      <w:r>
-        <w:rPr>
-          <w:rtl w:val="0"/>
-        </w:rPr>
-        <w:t>enstv</w:t>
-      </w:r>
-      <w:r>
-        <w:rPr>
-          <w:rtl w:val="0"/>
-        </w:rPr>
-        <w:t>i</w:t>
-      </w:r>
-      <w:r>
-        <w:rPr>
-          <w:rtl w:val="0"/>
-          <w:lang w:val="en-US"/>
-        </w:rPr>
-        <w:t>}&lt;/td&gt;</w:t>
-      </w:r>
-    </w:p>
-    <w:p>
-      <w:pPr>
-        <w:pStyle w:val="Text"/>
-      </w:pPr>
-      <w:r>
-        <w:rPr>
-          <w:rtl w:val="0"/>
-          <w:lang w:val="en-US"/>
-        </w:rPr>
-        <w:t>&lt;/tr&gt;</w:t>
-      </w:r>
-    </w:p>
-    <w:p>
-      <w:pPr>
-        <w:pStyle w:val="Text"/>
-      </w:pPr>
-      <w:r>
-        <w:rPr>
-          <w:rtl w:val="0"/>
-          <w:lang w:val="en-US"/>
-        </w:rPr>
-        <w:t>&lt;/tbody&gt;</w:t>
-      </w:r>
-    </w:p>
-    <w:p>
-      <w:pPr>
-        <w:pStyle w:val="Text"/>
-      </w:pPr>
-      <w:r>
-        <w:rPr>
-          <w:rtl w:val="0"/>
-          <w:lang w:val="en-US"/>
-        </w:rPr>
-        <w:t>&lt;/table&gt;</w:t>
-      </w:r>
-    </w:p>
-    <w:p>
-      <w:pPr>
-        <w:pStyle w:val="Text"/>
-      </w:pPr>
-      <w:r>
-        <w:rPr>
-          <w:rtl w:val="0"/>
-          <w:lang w:val="en-US"/>
-        </w:rPr>
-        <w:t>&lt;/div&gt;</w:t>
-      </w:r>
-    </w:p>
-    <w:p>
-      <w:pPr>
-        <w:pStyle w:val="Text"/>
-      </w:pPr>
-      <w:r>
-        <w:rPr>
-          <w:rtl w:val="0"/>
-          <w:lang w:val="en-US"/>
-        </w:rPr>
-        <w:t>&lt;/div&gt;</w:t>
-      </w:r>
-    </w:p>
-    <w:p>
-      <w:pPr>
-        <w:pStyle w:val="Text"/>
-      </w:pPr>
       <w:r/>
     </w:p>
     <w:sectPr>
@@ -3398,9 +3296,9 @@
       </w14:textFill>
     </w:rPr>
   </w:style>
-  <w:style w:type="paragraph" w:styleId="Text">
-    <w:name w:val="Text"/>
-    <w:next w:val="Text"/>
+  <w:style w:type="paragraph" w:styleId="Text A">
+    <w:name w:val="Text A"/>
+    <w:next w:val="Text A"/>
     <w:pPr>
       <w:keepNext w:val="0"/>
       <w:keepLines w:val="0"/>
@@ -3435,8 +3333,9 @@
       <w:shd w:val="nil" w:color="auto" w:fill="auto"/>
       <w:vertAlign w:val="baseline"/>
       <w:lang w:val="en-US"/>
-      <w14:textOutline>
+      <w14:textOutline w14:w="12700" w14:cap="flat">
         <w14:noFill/>
+        <w14:miter w14:lim="400000"/>
       </w14:textOutline>
       <w14:textFill>
         <w14:solidFill>
@@ -3593,9 +3492,9 @@
         </a:effectStyle>
         <a:effectStyle>
           <a:effectLst>
-            <a:outerShdw sx="100000" sy="100000" kx="0" ky="0" algn="b" rotWithShape="0" blurRad="38100" dist="20000" dir="5400000">
+            <a:outerShdw sx="100000" sy="100000" kx="0" ky="0" algn="b" rotWithShape="0" blurRad="38100" dist="23000" dir="5400000">
               <a:srgbClr val="000000">
-                <a:alpha val="38000"/>
+                <a:alpha val="35000"/>
               </a:srgbClr>
             </a:outerShdw>
           </a:effectLst>
@@ -3675,7 +3574,7 @@
         </a:effectLst>
         <a:sp3d/>
       </a:spPr>
-      <a:bodyPr rot="0" spcFirstLastPara="1" vertOverflow="overflow" horzOverflow="overflow" vert="horz" wrap="square" lIns="45719" tIns="45719" rIns="45719" bIns="45719" numCol="1" spcCol="38100" rtlCol="0" anchor="ctr" upright="0">
+      <a:bodyPr rot="0" spcFirstLastPara="1" vertOverflow="overflow" horzOverflow="overflow" vert="horz" wrap="square" lIns="45718" tIns="45718" rIns="45718" bIns="45718" numCol="1" spcCol="38100" rtlCol="0" anchor="ctr" upright="0">
         <a:spAutoFit/>
       </a:bodyPr>
       <a:lstStyle>
@@ -3703,10 +3602,10 @@
             </a:solidFill>
             <a:effectLst/>
             <a:uFillTx/>
-            <a:latin typeface="Cambria"/>
-            <a:ea typeface="Cambria"/>
-            <a:cs typeface="Cambria"/>
-            <a:sym typeface="Cambria"/>
+            <a:latin typeface="+mn-lt"/>
+            <a:ea typeface="+mn-ea"/>
+            <a:cs typeface="+mn-cs"/>
+            <a:sym typeface="Helvetica Neue"/>
           </a:defRPr>
         </a:defPPr>
         <a:lvl1pPr marL="0" marR="0" indent="0" algn="l" defTabSz="914400" rtl="0" fontAlgn="auto" latinLnBrk="1" hangingPunct="0">
@@ -3962,9 +3861,9 @@
           <a:round/>
         </a:ln>
         <a:effectLst>
-          <a:outerShdw sx="100000" sy="100000" kx="0" ky="0" algn="b" rotWithShape="0" blurRad="38100" dist="20000" dir="5400000">
+          <a:outerShdw sx="100000" sy="100000" kx="0" ky="0" algn="b" rotWithShape="0" blurRad="38100" dist="23000" dir="5400000">
             <a:srgbClr val="000000">
-              <a:alpha val="38000"/>
+              <a:alpha val="35000"/>
             </a:srgbClr>
           </a:outerShdw>
         </a:effectLst>
@@ -4252,7 +4151,7 @@
         <a:effectLst/>
         <a:sp3d/>
       </a:spPr>
-      <a:bodyPr rot="0" spcFirstLastPara="1" vertOverflow="overflow" horzOverflow="overflow" vert="horz" wrap="square" lIns="45719" tIns="45719" rIns="45719" bIns="45719" numCol="1" spcCol="38100" rtlCol="0" anchor="t" upright="0">
+      <a:bodyPr rot="0" spcFirstLastPara="1" vertOverflow="overflow" horzOverflow="overflow" vert="horz" wrap="square" lIns="45718" tIns="45718" rIns="45718" bIns="45718" numCol="1" spcCol="38100" rtlCol="0" anchor="t" upright="0">
         <a:spAutoFit/>
       </a:bodyPr>
       <a:lstStyle>
@@ -4280,10 +4179,10 @@
             </a:solidFill>
             <a:effectLst/>
             <a:uFillTx/>
-            <a:latin typeface="Cambria"/>
-            <a:ea typeface="Cambria"/>
-            <a:cs typeface="Cambria"/>
-            <a:sym typeface="Cambria"/>
+            <a:latin typeface="+mn-lt"/>
+            <a:ea typeface="+mn-ea"/>
+            <a:cs typeface="+mn-cs"/>
+            <a:sym typeface="Helvetica Neue"/>
           </a:defRPr>
         </a:defPPr>
         <a:lvl1pPr marL="0" marR="0" indent="0" algn="l" defTabSz="914400" rtl="0" fontAlgn="auto" latinLnBrk="1" hangingPunct="0">

--- a/sablony/stetce - dlouhy text.docx
+++ b/sablony/stetce - dlouhy text.docx
@@ -1882,7 +1882,19 @@
           <w:rtl w:val="0"/>
           <w:lang w:val="en-US"/>
         </w:rPr>
-        <w:t>ziti}&lt;/em&gt;. {hlavni_vlastnosti}.&lt;/p&gt;</w:t>
+        <w:t>ziti}&lt;/em&gt;. &lt;em&gt;{hlavni_vlastnosti}.&lt;/em&gt;</w:t>
+      </w:r>
+    </w:p>
+    <w:p>
+      <w:pPr>
+        <w:pStyle w:val="Text A"/>
+      </w:pPr>
+      <w:r>
+        <w:rPr>
+          <w:rtl w:val="0"/>
+          <w:lang w:val="en-US"/>
+        </w:rPr>
+        <w:t>&lt;em&gt;{konkretni_aplikace}.&lt;/em&gt;&lt;/p&gt;</w:t>
       </w:r>
     </w:p>
     <w:p>
@@ -1906,20 +1918,7 @@
           <w:rtl w:val="0"/>
           <w:lang w:val="en-US"/>
         </w:rPr>
-        <w:t>&lt;img src="{</w:t>
-      </w:r>
-      <w:r>
-        <w:rPr>
-          <w:rtl w:val="0"/>
-        </w:rPr>
-        <w:t>img1_src</w:t>
-      </w:r>
-      <w:r>
-        <w:rPr>
-          <w:rtl w:val="0"/>
-          <w:lang w:val="en-US"/>
-        </w:rPr>
-        <w:t>}" alt="{nazev_produktu}" width="250" height="auto" /&gt;</w:t>
+        <w:t>&lt;img src="{img1_src}" alt="{nazev_produktu}" width="250" height="auto" /&gt;</w:t>
       </w:r>
     </w:p>
     <w:p>
@@ -3102,7 +3101,424 @@
         </w:rPr>
         <w:t>&lt;/div&gt;</w:t>
       </w:r>
-      <w:r/>
+    </w:p>
+    <w:p>
+      <w:pPr>
+        <w:pStyle w:val="Text A"/>
+      </w:pPr>
+    </w:p>
+    <w:p>
+      <w:pPr>
+        <w:pStyle w:val="Text A"/>
+      </w:pPr>
+    </w:p>
+    <w:p>
+      <w:pPr>
+        <w:pStyle w:val="Text A"/>
+      </w:pPr>
+    </w:p>
+    <w:p>
+      <w:pPr>
+        <w:pStyle w:val="Text A"/>
+      </w:pPr>
+    </w:p>
+    <w:p>
+      <w:pPr>
+        <w:pStyle w:val="Text A"/>
+      </w:pPr>
+      <w:r>
+        <w:rPr>
+          <w:rtl w:val="0"/>
+          <w:lang w:val="en-US"/>
+        </w:rPr>
+        <w:t>&lt;table&gt;</w:t>
+      </w:r>
+    </w:p>
+    <w:p>
+      <w:pPr>
+        <w:pStyle w:val="Text A"/>
+      </w:pPr>
+      <w:r>
+        <w:rPr>
+          <w:rtl w:val="0"/>
+          <w:lang w:val="en-US"/>
+        </w:rPr>
+        <w:t>&lt;tbody&gt;</w:t>
+      </w:r>
+    </w:p>
+    <w:p>
+      <w:pPr>
+        <w:pStyle w:val="Text A"/>
+      </w:pPr>
+      <w:r>
+        <w:rPr>
+          <w:rtl w:val="0"/>
+          <w:lang w:val="en-US"/>
+        </w:rPr>
+        <w:t>&lt;tr&gt;</w:t>
+      </w:r>
+    </w:p>
+    <w:p>
+      <w:pPr>
+        <w:pStyle w:val="Text A"/>
+      </w:pPr>
+      <w:r>
+        <w:rPr>
+          <w:rtl w:val="0"/>
+          <w:lang w:val="en-US"/>
+        </w:rPr>
+        <w:t>&lt;td&gt;Typ&lt;/td&gt;</w:t>
+      </w:r>
+    </w:p>
+    <w:p>
+      <w:pPr>
+        <w:pStyle w:val="Text A"/>
+      </w:pPr>
+      <w:r>
+        <w:rPr>
+          <w:rtl w:val="0"/>
+          <w:lang w:val="en-US"/>
+        </w:rPr>
+        <w:t>&lt;td&gt;{typ_produktu}&lt;/td&gt;</w:t>
+      </w:r>
+    </w:p>
+    <w:p>
+      <w:pPr>
+        <w:pStyle w:val="Text A"/>
+      </w:pPr>
+      <w:r>
+        <w:rPr>
+          <w:rtl w:val="0"/>
+          <w:lang w:val="en-US"/>
+        </w:rPr>
+        <w:t>&lt;/tr&gt;</w:t>
+      </w:r>
+    </w:p>
+    <w:p>
+      <w:pPr>
+        <w:pStyle w:val="Text A"/>
+      </w:pPr>
+      <w:r>
+        <w:rPr>
+          <w:rtl w:val="0"/>
+          <w:lang w:val="en-US"/>
+        </w:rPr>
+        <w:t>&lt;tr&gt;</w:t>
+      </w:r>
+    </w:p>
+    <w:p>
+      <w:pPr>
+        <w:pStyle w:val="Text A"/>
+      </w:pPr>
+      <w:r>
+        <w:rPr>
+          <w:rtl w:val="0"/>
+          <w:lang w:val="en-US"/>
+        </w:rPr>
+        <w:t>&lt;td&gt;V</w:t>
+      </w:r>
+      <w:r>
+        <w:rPr>
+          <w:rtl w:val="0"/>
+          <w:lang w:val="en-US"/>
+        </w:rPr>
+        <w:t>ý</w:t>
+      </w:r>
+      <w:r>
+        <w:rPr>
+          <w:rtl w:val="0"/>
+          <w:lang w:val="en-US"/>
+        </w:rPr>
+        <w:t>robce&lt;/td&gt;</w:t>
+      </w:r>
+    </w:p>
+    <w:p>
+      <w:pPr>
+        <w:pStyle w:val="Text A"/>
+      </w:pPr>
+      <w:r>
+        <w:rPr>
+          <w:rtl w:val="0"/>
+          <w:lang w:val="en-US"/>
+        </w:rPr>
+        <w:t>&lt;td&gt;{vyrobce}&lt;/td&gt;</w:t>
+      </w:r>
+    </w:p>
+    <w:p>
+      <w:pPr>
+        <w:pStyle w:val="Text A"/>
+      </w:pPr>
+      <w:r>
+        <w:rPr>
+          <w:rtl w:val="0"/>
+          <w:lang w:val="en-US"/>
+        </w:rPr>
+        <w:t>&lt;/tr&gt;</w:t>
+      </w:r>
+    </w:p>
+    <w:p>
+      <w:pPr>
+        <w:pStyle w:val="Text A"/>
+      </w:pPr>
+      <w:r>
+        <w:rPr>
+          <w:rtl w:val="0"/>
+          <w:lang w:val="en-US"/>
+        </w:rPr>
+        <w:t>&lt;tr&gt;</w:t>
+      </w:r>
+    </w:p>
+    <w:p>
+      <w:pPr>
+        <w:pStyle w:val="Text A"/>
+      </w:pPr>
+      <w:r>
+        <w:rPr>
+          <w:rtl w:val="0"/>
+          <w:lang w:val="en-US"/>
+        </w:rPr>
+        <w:t>&lt;td&gt;Objem / Rozm</w:t>
+      </w:r>
+      <w:r>
+        <w:rPr>
+          <w:rtl w:val="0"/>
+          <w:lang w:val="en-US"/>
+        </w:rPr>
+        <w:t>ě</w:t>
+      </w:r>
+      <w:r>
+        <w:rPr>
+          <w:rtl w:val="0"/>
+          <w:lang w:val="en-US"/>
+        </w:rPr>
+        <w:t>r&lt;/td&gt;</w:t>
+      </w:r>
+    </w:p>
+    <w:p>
+      <w:pPr>
+        <w:pStyle w:val="Text A"/>
+      </w:pPr>
+      <w:r>
+        <w:rPr>
+          <w:rtl w:val="0"/>
+          <w:lang w:val="en-US"/>
+        </w:rPr>
+        <w:t>&lt;td&gt;{objem_rozmer}&lt;/td&gt;</w:t>
+      </w:r>
+    </w:p>
+    <w:p>
+      <w:pPr>
+        <w:pStyle w:val="Text A"/>
+      </w:pPr>
+      <w:r>
+        <w:rPr>
+          <w:rtl w:val="0"/>
+          <w:lang w:val="en-US"/>
+        </w:rPr>
+        <w:t>&lt;/tr&gt;</w:t>
+      </w:r>
+    </w:p>
+    <w:p>
+      <w:pPr>
+        <w:pStyle w:val="Text A"/>
+      </w:pPr>
+      <w:r>
+        <w:rPr>
+          <w:rtl w:val="0"/>
+          <w:lang w:val="en-US"/>
+        </w:rPr>
+        <w:t>&lt;tr&gt;</w:t>
+      </w:r>
+    </w:p>
+    <w:p>
+      <w:pPr>
+        <w:pStyle w:val="Text A"/>
+      </w:pPr>
+      <w:r>
+        <w:rPr>
+          <w:rtl w:val="0"/>
+          <w:lang w:val="en-US"/>
+        </w:rPr>
+        <w:t>&lt;td&gt;Vhodn</w:t>
+      </w:r>
+      <w:r>
+        <w:rPr>
+          <w:rtl w:val="0"/>
+          <w:lang w:val="fr-FR"/>
+        </w:rPr>
+        <w:t xml:space="preserve">é </w:t>
+      </w:r>
+      <w:r>
+        <w:rPr>
+          <w:rtl w:val="0"/>
+          <w:lang w:val="en-US"/>
+        </w:rPr>
+        <w:t>pro&lt;/td&gt;</w:t>
+      </w:r>
+    </w:p>
+    <w:p>
+      <w:pPr>
+        <w:pStyle w:val="Text A"/>
+      </w:pPr>
+      <w:r>
+        <w:rPr>
+          <w:rtl w:val="0"/>
+          <w:lang w:val="en-US"/>
+        </w:rPr>
+        <w:t>&lt;td&gt;{vhodn</w:t>
+      </w:r>
+      <w:r>
+        <w:rPr>
+          <w:rtl w:val="0"/>
+          <w:lang w:val="fr-FR"/>
+        </w:rPr>
+        <w:t>e</w:t>
+      </w:r>
+      <w:r>
+        <w:rPr>
+          <w:rtl w:val="0"/>
+          <w:lang w:val="en-US"/>
+        </w:rPr>
+        <w:t>_pro}&lt;/td&gt;</w:t>
+      </w:r>
+    </w:p>
+    <w:p>
+      <w:pPr>
+        <w:pStyle w:val="Text A"/>
+      </w:pPr>
+      <w:r>
+        <w:rPr>
+          <w:rtl w:val="0"/>
+          <w:lang w:val="en-US"/>
+        </w:rPr>
+        <w:t>&lt;/tr&gt;</w:t>
+      </w:r>
+    </w:p>
+    <w:p>
+      <w:pPr>
+        <w:pStyle w:val="Text A"/>
+      </w:pPr>
+      <w:r>
+        <w:rPr>
+          <w:rtl w:val="0"/>
+          <w:lang w:val="en-US"/>
+        </w:rPr>
+        <w:t>&lt;tr&gt;</w:t>
+      </w:r>
+    </w:p>
+    <w:p>
+      <w:pPr>
+        <w:pStyle w:val="Text A"/>
+      </w:pPr>
+      <w:r>
+        <w:rPr>
+          <w:rtl w:val="0"/>
+          <w:lang w:val="en-US"/>
+        </w:rPr>
+        <w:t>&lt;td&gt;Speci</w:t>
+      </w:r>
+      <w:r>
+        <w:rPr>
+          <w:rtl w:val="0"/>
+          <w:lang w:val="en-US"/>
+        </w:rPr>
+        <w:t>á</w:t>
+      </w:r>
+      <w:r>
+        <w:rPr>
+          <w:rtl w:val="0"/>
+          <w:lang w:val="en-US"/>
+        </w:rPr>
+        <w:t>ln</w:t>
+      </w:r>
+      <w:r>
+        <w:rPr>
+          <w:rtl w:val="0"/>
+          <w:lang w:val="en-US"/>
+        </w:rPr>
+        <w:t xml:space="preserve">í </w:t>
+      </w:r>
+      <w:r>
+        <w:rPr>
+          <w:rtl w:val="0"/>
+          <w:lang w:val="en-US"/>
+        </w:rPr>
+        <w:t>vlastnosti&lt;/td&gt;</w:t>
+      </w:r>
+    </w:p>
+    <w:p>
+      <w:pPr>
+        <w:pStyle w:val="Text A"/>
+      </w:pPr>
+      <w:r>
+        <w:rPr>
+          <w:rtl w:val="0"/>
+          <w:lang w:val="en-US"/>
+        </w:rPr>
+        <w:t>&lt;td&gt;{speci</w:t>
+      </w:r>
+      <w:r>
+        <w:rPr>
+          <w:rtl w:val="0"/>
+          <w:lang w:val="en-US"/>
+        </w:rPr>
+        <w:t>á</w:t>
+      </w:r>
+      <w:r>
+        <w:rPr>
+          <w:rtl w:val="0"/>
+          <w:lang w:val="en-US"/>
+        </w:rPr>
+        <w:t>lni_vlastnosti}&lt;/td&gt;</w:t>
+      </w:r>
+    </w:p>
+    <w:p>
+      <w:pPr>
+        <w:pStyle w:val="Text A"/>
+      </w:pPr>
+      <w:r>
+        <w:rPr>
+          <w:rtl w:val="0"/>
+          <w:lang w:val="en-US"/>
+        </w:rPr>
+        <w:t>&lt;/tr&gt;</w:t>
+      </w:r>
+    </w:p>
+    <w:p>
+      <w:pPr>
+        <w:pStyle w:val="Text A"/>
+      </w:pPr>
+      <w:r>
+        <w:rPr>
+          <w:rtl w:val="0"/>
+          <w:lang w:val="en-US"/>
+        </w:rPr>
+        <w:t>&lt;/tbody&gt;</w:t>
+      </w:r>
+    </w:p>
+    <w:p>
+      <w:pPr>
+        <w:pStyle w:val="Text A"/>
+      </w:pPr>
+      <w:r>
+        <w:rPr>
+          <w:rtl w:val="0"/>
+          <w:lang w:val="en-US"/>
+        </w:rPr>
+        <w:t>&lt;/table&gt;</w:t>
+      </w:r>
+    </w:p>
+    <w:p>
+      <w:pPr>
+        <w:pStyle w:val="Text A"/>
+      </w:pPr>
+      <w:r>
+        <w:rPr>
+          <w:rtl w:val="0"/>
+          <w:lang w:val="en-US"/>
+        </w:rPr>
+        <w:t>&lt;/div&gt;</w:t>
+      </w:r>
     </w:p>
     <w:sectPr>
       <w:headerReference w:type="default" r:id="rId4"/>

--- a/sablony/stetce - dlouhy text.docx
+++ b/sablony/stetce - dlouhy text.docx
@@ -3111,25 +3111,77 @@
       <w:pPr>
         <w:pStyle w:val="Text A"/>
       </w:pPr>
-    </w:p>
-    <w:p>
-      <w:pPr>
-        <w:pStyle w:val="Text A"/>
-      </w:pPr>
-    </w:p>
-    <w:p>
-      <w:pPr>
-        <w:pStyle w:val="Text A"/>
-      </w:pPr>
-    </w:p>
-    <w:p>
-      <w:pPr>
-        <w:pStyle w:val="Text A"/>
-      </w:pPr>
-      <w:r>
-        <w:rPr>
-          <w:rtl w:val="0"/>
-          <w:lang w:val="en-US"/>
+      <w:r>
+        <w:rPr>
+          <w:rtl w:val="0"/>
+        </w:rPr>
+        <w:t>&lt;!-- TECHNICK</w:t>
+      </w:r>
+      <w:r>
+        <w:rPr>
+          <w:rtl w:val="0"/>
+        </w:rPr>
+        <w:t xml:space="preserve">É </w:t>
+      </w:r>
+      <w:r>
+        <w:rPr>
+          <w:rtl w:val="0"/>
+        </w:rPr>
+        <w:t>INFORMACE --&gt;</w:t>
+      </w:r>
+    </w:p>
+    <w:p>
+      <w:pPr>
+        <w:pStyle w:val="Text A"/>
+      </w:pPr>
+      <w:r>
+        <w:rPr>
+          <w:rtl w:val="0"/>
+        </w:rPr>
+        <w:t>&lt;div class="section"&gt;</w:t>
+      </w:r>
+    </w:p>
+    <w:p>
+      <w:pPr>
+        <w:pStyle w:val="Text A"/>
+      </w:pPr>
+      <w:r>
+        <w:rPr>
+          <w:rtl w:val="0"/>
+        </w:rPr>
+        <w:t>&lt;h2&gt;Technick</w:t>
+      </w:r>
+      <w:r>
+        <w:rPr>
+          <w:rtl w:val="0"/>
+        </w:rPr>
+        <w:t xml:space="preserve">é </w:t>
+      </w:r>
+      <w:r>
+        <w:rPr>
+          <w:rtl w:val="0"/>
+        </w:rPr>
+        <w:t>informace&lt;/h2&gt;</w:t>
+      </w:r>
+    </w:p>
+    <w:p>
+      <w:pPr>
+        <w:pStyle w:val="Text A"/>
+      </w:pPr>
+      <w:r>
+        <w:rPr>
+          <w:rtl w:val="0"/>
+        </w:rPr>
+        <w:t>&lt;div class="card-table"&gt;</w:t>
+      </w:r>
+    </w:p>
+    <w:p>
+      <w:pPr>
+        <w:pStyle w:val="Text A"/>
+      </w:pPr>
+      <w:r>
+        <w:rPr>
+          <w:rtl w:val="0"/>
         </w:rPr>
         <w:t>&lt;table&gt;</w:t>
       </w:r>
@@ -3141,7 +3193,6 @@
       <w:r>
         <w:rPr>
           <w:rtl w:val="0"/>
-          <w:lang w:val="en-US"/>
         </w:rPr>
         <w:t>&lt;tbody&gt;</w:t>
       </w:r>
@@ -3153,7 +3204,6 @@
       <w:r>
         <w:rPr>
           <w:rtl w:val="0"/>
-          <w:lang w:val="en-US"/>
         </w:rPr>
         <w:t>&lt;tr&gt;</w:t>
       </w:r>
@@ -3165,7 +3215,50 @@
       <w:r>
         <w:rPr>
           <w:rtl w:val="0"/>
-          <w:lang w:val="en-US"/>
+        </w:rPr>
+        <w:t>&lt;th&gt;Kategorie&lt;/th&gt;</w:t>
+      </w:r>
+    </w:p>
+    <w:p>
+      <w:pPr>
+        <w:pStyle w:val="Text A"/>
+      </w:pPr>
+      <w:r>
+        <w:rPr>
+          <w:rtl w:val="0"/>
+        </w:rPr>
+        <w:t>&lt;th&gt;Hodnota&lt;/th&gt;</w:t>
+      </w:r>
+    </w:p>
+    <w:p>
+      <w:pPr>
+        <w:pStyle w:val="Text A"/>
+      </w:pPr>
+      <w:r>
+        <w:rPr>
+          <w:rtl w:val="0"/>
+        </w:rPr>
+        <w:t>&lt;/tr&gt;</w:t>
+      </w:r>
+    </w:p>
+    <w:p>
+      <w:pPr>
+        <w:pStyle w:val="Text A"/>
+      </w:pPr>
+      <w:r>
+        <w:rPr>
+          <w:rtl w:val="0"/>
+        </w:rPr>
+        <w:t>&lt;tr&gt;</w:t>
+      </w:r>
+    </w:p>
+    <w:p>
+      <w:pPr>
+        <w:pStyle w:val="Text A"/>
+      </w:pPr>
+      <w:r>
+        <w:rPr>
+          <w:rtl w:val="0"/>
         </w:rPr>
         <w:t>&lt;td&gt;Typ&lt;/td&gt;</w:t>
       </w:r>
@@ -3177,7 +3270,6 @@
       <w:r>
         <w:rPr>
           <w:rtl w:val="0"/>
-          <w:lang w:val="en-US"/>
         </w:rPr>
         <w:t>&lt;td&gt;{typ_produktu}&lt;/td&gt;</w:t>
       </w:r>
@@ -3189,7 +3281,6 @@
       <w:r>
         <w:rPr>
           <w:rtl w:val="0"/>
-          <w:lang w:val="en-US"/>
         </w:rPr>
         <w:t>&lt;/tr&gt;</w:t>
       </w:r>
@@ -3201,7 +3292,6 @@
       <w:r>
         <w:rPr>
           <w:rtl w:val="0"/>
-          <w:lang w:val="en-US"/>
         </w:rPr>
         <w:t>&lt;tr&gt;</w:t>
       </w:r>
@@ -3213,21 +3303,18 @@
       <w:r>
         <w:rPr>
           <w:rtl w:val="0"/>
-          <w:lang w:val="en-US"/>
         </w:rPr>
         <w:t>&lt;td&gt;V</w:t>
       </w:r>
       <w:r>
         <w:rPr>
           <w:rtl w:val="0"/>
-          <w:lang w:val="en-US"/>
         </w:rPr>
         <w:t>ý</w:t>
       </w:r>
       <w:r>
         <w:rPr>
           <w:rtl w:val="0"/>
-          <w:lang w:val="en-US"/>
         </w:rPr>
         <w:t>robce&lt;/td&gt;</w:t>
       </w:r>
@@ -3239,7 +3326,6 @@
       <w:r>
         <w:rPr>
           <w:rtl w:val="0"/>
-          <w:lang w:val="en-US"/>
         </w:rPr>
         <w:t>&lt;td&gt;{vyrobce}&lt;/td&gt;</w:t>
       </w:r>
@@ -3251,7 +3337,6 @@
       <w:r>
         <w:rPr>
           <w:rtl w:val="0"/>
-          <w:lang w:val="en-US"/>
         </w:rPr>
         <w:t>&lt;/tr&gt;</w:t>
       </w:r>
@@ -3263,7 +3348,6 @@
       <w:r>
         <w:rPr>
           <w:rtl w:val="0"/>
-          <w:lang w:val="en-US"/>
         </w:rPr>
         <w:t>&lt;tr&gt;</w:t>
       </w:r>
@@ -3275,21 +3359,18 @@
       <w:r>
         <w:rPr>
           <w:rtl w:val="0"/>
-          <w:lang w:val="en-US"/>
         </w:rPr>
         <w:t>&lt;td&gt;Objem / Rozm</w:t>
       </w:r>
       <w:r>
         <w:rPr>
           <w:rtl w:val="0"/>
-          <w:lang w:val="en-US"/>
         </w:rPr>
         <w:t>ě</w:t>
       </w:r>
       <w:r>
         <w:rPr>
           <w:rtl w:val="0"/>
-          <w:lang w:val="en-US"/>
         </w:rPr>
         <w:t>r&lt;/td&gt;</w:t>
       </w:r>
@@ -3301,7 +3382,6 @@
       <w:r>
         <w:rPr>
           <w:rtl w:val="0"/>
-          <w:lang w:val="en-US"/>
         </w:rPr>
         <w:t>&lt;td&gt;{objem_rozmer}&lt;/td&gt;</w:t>
       </w:r>
@@ -3313,7 +3393,6 @@
       <w:r>
         <w:rPr>
           <w:rtl w:val="0"/>
-          <w:lang w:val="en-US"/>
         </w:rPr>
         <w:t>&lt;/tr&gt;</w:t>
       </w:r>
@@ -3325,7 +3404,6 @@
       <w:r>
         <w:rPr>
           <w:rtl w:val="0"/>
-          <w:lang w:val="en-US"/>
         </w:rPr>
         <w:t>&lt;tr&gt;</w:t>
       </w:r>
@@ -3337,21 +3415,18 @@
       <w:r>
         <w:rPr>
           <w:rtl w:val="0"/>
-          <w:lang w:val="en-US"/>
         </w:rPr>
         <w:t>&lt;td&gt;Vhodn</w:t>
       </w:r>
       <w:r>
         <w:rPr>
           <w:rtl w:val="0"/>
-          <w:lang w:val="fr-FR"/>
         </w:rPr>
         <w:t xml:space="preserve">é </w:t>
       </w:r>
       <w:r>
         <w:rPr>
           <w:rtl w:val="0"/>
-          <w:lang w:val="en-US"/>
         </w:rPr>
         <w:t>pro&lt;/td&gt;</w:t>
       </w:r>
@@ -3363,33 +3438,17 @@
       <w:r>
         <w:rPr>
           <w:rtl w:val="0"/>
-          <w:lang w:val="en-US"/>
-        </w:rPr>
-        <w:t>&lt;td&gt;{vhodn</w:t>
-      </w:r>
-      <w:r>
-        <w:rPr>
-          <w:rtl w:val="0"/>
-          <w:lang w:val="fr-FR"/>
-        </w:rPr>
-        <w:t>e</w:t>
-      </w:r>
-      <w:r>
-        <w:rPr>
-          <w:rtl w:val="0"/>
-          <w:lang w:val="en-US"/>
-        </w:rPr>
-        <w:t>_pro}&lt;/td&gt;</w:t>
-      </w:r>
-    </w:p>
-    <w:p>
-      <w:pPr>
-        <w:pStyle w:val="Text A"/>
-      </w:pPr>
-      <w:r>
-        <w:rPr>
-          <w:rtl w:val="0"/>
-          <w:lang w:val="en-US"/>
+        </w:rPr>
+        <w:t>&lt;td&gt;{vhodne_pro}&lt;/td&gt;</w:t>
+      </w:r>
+    </w:p>
+    <w:p>
+      <w:pPr>
+        <w:pStyle w:val="Text A"/>
+      </w:pPr>
+      <w:r>
+        <w:rPr>
+          <w:rtl w:val="0"/>
         </w:rPr>
         <w:t>&lt;/tr&gt;</w:t>
       </w:r>
@@ -3401,7 +3460,6 @@
       <w:r>
         <w:rPr>
           <w:rtl w:val="0"/>
-          <w:lang w:val="en-US"/>
         </w:rPr>
         <w:t>&lt;tr&gt;</w:t>
       </w:r>
@@ -3413,35 +3471,30 @@
       <w:r>
         <w:rPr>
           <w:rtl w:val="0"/>
-          <w:lang w:val="en-US"/>
         </w:rPr>
         <w:t>&lt;td&gt;Speci</w:t>
       </w:r>
       <w:r>
         <w:rPr>
           <w:rtl w:val="0"/>
-          <w:lang w:val="en-US"/>
         </w:rPr>
         <w:t>á</w:t>
       </w:r>
       <w:r>
         <w:rPr>
           <w:rtl w:val="0"/>
-          <w:lang w:val="en-US"/>
         </w:rPr>
         <w:t>ln</w:t>
       </w:r>
       <w:r>
         <w:rPr>
           <w:rtl w:val="0"/>
-          <w:lang w:val="en-US"/>
         </w:rPr>
         <w:t xml:space="preserve">í </w:t>
       </w:r>
       <w:r>
         <w:rPr>
           <w:rtl w:val="0"/>
-          <w:lang w:val="en-US"/>
         </w:rPr>
         <w:t>vlastnosti&lt;/td&gt;</w:t>
       </w:r>
@@ -3453,33 +3506,17 @@
       <w:r>
         <w:rPr>
           <w:rtl w:val="0"/>
-          <w:lang w:val="en-US"/>
-        </w:rPr>
-        <w:t>&lt;td&gt;{speci</w:t>
-      </w:r>
-      <w:r>
-        <w:rPr>
-          <w:rtl w:val="0"/>
-          <w:lang w:val="en-US"/>
-        </w:rPr>
-        <w:t>á</w:t>
-      </w:r>
-      <w:r>
-        <w:rPr>
-          <w:rtl w:val="0"/>
-          <w:lang w:val="en-US"/>
-        </w:rPr>
-        <w:t>lni_vlastnosti}&lt;/td&gt;</w:t>
-      </w:r>
-    </w:p>
-    <w:p>
-      <w:pPr>
-        <w:pStyle w:val="Text A"/>
-      </w:pPr>
-      <w:r>
-        <w:rPr>
-          <w:rtl w:val="0"/>
-          <w:lang w:val="en-US"/>
+        </w:rPr>
+        <w:t>&lt;td&gt;{specialni_vlastnosti}&lt;/td&gt;</w:t>
+      </w:r>
+    </w:p>
+    <w:p>
+      <w:pPr>
+        <w:pStyle w:val="Text A"/>
+      </w:pPr>
+      <w:r>
+        <w:rPr>
+          <w:rtl w:val="0"/>
         </w:rPr>
         <w:t>&lt;/tr&gt;</w:t>
       </w:r>
@@ -3491,7 +3528,6 @@
       <w:r>
         <w:rPr>
           <w:rtl w:val="0"/>
-          <w:lang w:val="en-US"/>
         </w:rPr>
         <w:t>&lt;/tbody&gt;</w:t>
       </w:r>
@@ -3503,7 +3539,6 @@
       <w:r>
         <w:rPr>
           <w:rtl w:val="0"/>
-          <w:lang w:val="en-US"/>
         </w:rPr>
         <w:t>&lt;/table&gt;</w:t>
       </w:r>
@@ -3515,7 +3550,17 @@
       <w:r>
         <w:rPr>
           <w:rtl w:val="0"/>
-          <w:lang w:val="en-US"/>
+        </w:rPr>
+        <w:t>&lt;/div&gt;</w:t>
+      </w:r>
+    </w:p>
+    <w:p>
+      <w:pPr>
+        <w:pStyle w:val="Text A"/>
+      </w:pPr>
+      <w:r>
+        <w:rPr>
+          <w:rtl w:val="0"/>
         </w:rPr>
         <w:t>&lt;/div&gt;</w:t>
       </w:r>
